--- a/templates/Global_Candidate_Profile_With_Scorecard_New.docx
+++ b/templates/Global_Candidate_Profile_With_Scorecard_New.docx
@@ -294,7 +294,7 @@
                 <w:rFonts w:ascii="Raleway" w:hAnsi="Raleway"/>
                 <w:color w:val="2C2E82" w:themeColor="accent1"/>
               </w:rPr>
-              <w:t>{{COMPANY_1_NAME}}, {{COMPANY_1_LOCATION}}</w:t>
+              <w:t xml:space="preserve">{#companies}{name}, {location}</w:t>
             </w:r>
           </w:p>
         </w:tc>
@@ -312,13 +312,6 @@
                 <w:rFonts w:ascii="Raleway" w:hAnsi="Raleway"/>
               </w:rPr>
             </w:pPr>
-            <w:r>
-              <w:rPr>
-                <w:rFonts w:ascii="Raleway" w:hAnsi="Raleway"/>
-                <w:color w:val="2C2E82" w:themeColor="accent1"/>
-              </w:rPr>
-              <w:t>{{COMPANY_1_ROLE}}, {{COMPANY_1_FUNCTION}}</w:t>
-            </w:r>
           </w:p>
         </w:tc>
         <w:tc>
@@ -340,106 +333,11 @@
                 <w:rFonts w:ascii="Raleway" w:hAnsi="Raleway"/>
                 <w:color w:val="2C2E82" w:themeColor="accent1"/>
               </w:rPr>
-              <w:t>{{COMPANY_1_DATES}}</w:t>
+              <w:t>{dates}</w:t>
             </w:r>
           </w:p>
         </w:tc>
       </w:tr>
-    </w:tbl>
-    <w:p>
-      <w:pPr>
-        <w:spacing w:after="60"/>
-        <w:rPr>
-          <w:rFonts w:ascii="Raleway" w:hAnsi="Raleway"/>
-        </w:rPr>
-      </w:pPr>
-    </w:p>
-    <w:p>
-      <w:pPr>
-        <w:pStyle w:val="ListParagraph"/>
-        <w:numPr>
-          <w:ilvl w:val="0"/>
-          <w:numId w:val="8"/>
-        </w:numPr>
-        <w:spacing w:after="40"/>
-        <w:rPr>
-          <w:rFonts w:ascii="Raleway" w:hAnsi="Raleway"/>
-        </w:rPr>
-      </w:pPr>
-      <w:r>
-        <w:rPr>
-          <w:rFonts w:ascii="Raleway" w:hAnsi="Raleway"/>
-          <w:color w:val="002060"/>
-        </w:rPr>
-        <w:t>{{COMPANY_1_BULLET_1}}</w:t>
-      </w:r>
-    </w:p>
-    <w:p>
-      <w:pPr>
-        <w:pStyle w:val="ListParagraph"/>
-        <w:numPr>
-          <w:ilvl w:val="0"/>
-          <w:numId w:val="8"/>
-        </w:numPr>
-        <w:spacing w:after="40"/>
-        <w:rPr>
-          <w:rFonts w:ascii="Raleway" w:hAnsi="Raleway"/>
-        </w:rPr>
-      </w:pPr>
-      <w:r>
-        <w:rPr>
-          <w:rFonts w:ascii="Raleway" w:hAnsi="Raleway"/>
-          <w:color w:val="002060"/>
-        </w:rPr>
-        <w:t>{{COMPANY_1_BULLET_2}}</w:t>
-      </w:r>
-    </w:p>
-    <w:p>
-      <w:pPr>
-        <w:pStyle w:val="ListParagraph"/>
-        <w:numPr>
-          <w:ilvl w:val="0"/>
-          <w:numId w:val="8"/>
-        </w:numPr>
-        <w:spacing w:after="40"/>
-        <w:rPr>
-          <w:rFonts w:ascii="Raleway" w:hAnsi="Raleway"/>
-        </w:rPr>
-      </w:pPr>
-      <w:r>
-        <w:rPr>
-          <w:rFonts w:ascii="Raleway" w:hAnsi="Raleway"/>
-          <w:color w:val="002060"/>
-        </w:rPr>
-        <w:t>{{COMPANY_1_BULLET_3}}</w:t>
-      </w:r>
-    </w:p>
-    <w:p>
-      <w:pPr>
-        <w:spacing w:after="120"/>
-        <w:rPr>
-          <w:rFonts w:ascii="Raleway" w:hAnsi="Raleway"/>
-        </w:rPr>
-      </w:pPr>
-    </w:p>
-    <w:tbl>
-      <w:tblPr>
-        <w:tblStyle w:val="TableGrid"/>
-        <w:tblW w:w="0" w:type="auto"/>
-        <w:tblBorders>
-          <w:top w:val="none" w:sz="0" w:space="0" w:color="auto"/>
-          <w:left w:val="none" w:sz="0" w:space="0" w:color="auto"/>
-          <w:right w:val="none" w:sz="0" w:space="0" w:color="auto"/>
-          <w:insideH w:val="none" w:sz="0" w:space="0" w:color="auto"/>
-          <w:insideV w:val="none" w:sz="0" w:space="0" w:color="auto"/>
-        </w:tblBorders>
-        <w:tblLook w:val="04A0" w:firstRow="1" w:lastRow="0" w:firstColumn="1" w:lastColumn="0" w:noHBand="0" w:noVBand="1"/>
-      </w:tblPr>
-      <w:tblGrid>
-        <w:gridCol w:w="3395"/>
-        <w:gridCol w:w="3032"/>
-        <w:gridCol w:w="2599"/>
-      </w:tblGrid>
       <w:tr>
         <w:tc>
           <w:tcPr>
@@ -460,7 +358,7 @@
                 <w:rFonts w:ascii="Raleway" w:hAnsi="Raleway"/>
                 <w:color w:val="2C2E82" w:themeColor="accent1"/>
               </w:rPr>
-              <w:t>{{COMPANY_2_NAME}}, {{COMPANY_2_LOCATION}}</w:t>
+              <w:t>{#roles}</w:t>
             </w:r>
           </w:p>
         </w:tc>
@@ -483,7 +381,7 @@
                 <w:rFonts w:ascii="Raleway" w:hAnsi="Raleway"/>
                 <w:color w:val="2C2E82" w:themeColor="accent1"/>
               </w:rPr>
-              <w:t>{{COMPANY_2_ROLE}}, {{COMPANY_2_FUNCTION}}</w:t>
+              <w:t xml:space="preserve">{role}, {function}</w:t>
             </w:r>
           </w:p>
         </w:tc>
@@ -506,247 +404,69 @@
                 <w:rFonts w:ascii="Raleway" w:hAnsi="Raleway"/>
                 <w:color w:val="2C2E82" w:themeColor="accent1"/>
               </w:rPr>
-              <w:t>{{COMPANY_2_DATES}}</w:t>
+              <w:t>{role_dates}</w:t>
+            </w:r>
+          </w:p>
+        </w:tc>
+      </w:tr>
+      <w:tr>
+        <w:tc>
+          <w:tcPr>
+            <w:tcW w:w="9026" w:type="dxa"/>
+            <w:gridSpan w:val="3"/>
+          </w:tcPr>
+          <w:p>
+            <w:pPr>
+              <w:rPr>
+                <w:rFonts w:ascii="Raleway" w:hAnsi="Raleway"/>
+              </w:rPr>
+            </w:pPr>
+            <w:r>
+              <w:rPr>
+                <w:rFonts w:ascii="Raleway" w:hAnsi="Raleway"/>
+                <w:color w:val="002060"/>
+              </w:rPr>
+              <w:t>{#bullets}</w:t>
+            </w:r>
+          </w:p>
+          <w:p>
+            <w:pPr>
+              <w:pStyle w:val="ListParagraph"/>
+              <w:numPr>
+                <w:ilvl w:val="0"/>
+                <w:numId w:val="8"/>
+              </w:numPr>
+              <w:spacing w:after="40"/>
+              <w:rPr>
+                <w:rFonts w:ascii="Raleway" w:hAnsi="Raleway"/>
+              </w:rPr>
+            </w:pPr>
+            <w:r>
+              <w:rPr>
+                <w:rFonts w:ascii="Raleway" w:hAnsi="Raleway"/>
+                <w:color w:val="002060"/>
+              </w:rPr>
+              <w:t>{.}</w:t>
+            </w:r>
+          </w:p>
+          <w:p>
+            <w:pPr>
+              <w:spacing w:after="120"/>
+              <w:rPr>
+                <w:rFonts w:ascii="Raleway" w:hAnsi="Raleway"/>
+              </w:rPr>
+            </w:pPr>
+            <w:r>
+              <w:rPr>
+                <w:rFonts w:ascii="Raleway" w:hAnsi="Raleway"/>
+                <w:color w:val="002060"/>
+              </w:rPr>
+              <w:t xml:space="preserve">{/bullets}{/roles}{/companies}</w:t>
             </w:r>
           </w:p>
         </w:tc>
       </w:tr>
     </w:tbl>
-    <w:p>
-      <w:pPr>
-        <w:spacing w:after="60"/>
-        <w:rPr>
-          <w:rFonts w:ascii="Raleway" w:hAnsi="Raleway"/>
-        </w:rPr>
-      </w:pPr>
-    </w:p>
-    <w:p>
-      <w:pPr>
-        <w:pStyle w:val="ListParagraph"/>
-        <w:numPr>
-          <w:ilvl w:val="0"/>
-          <w:numId w:val="9"/>
-        </w:numPr>
-        <w:spacing w:after="40"/>
-        <w:rPr>
-          <w:rFonts w:ascii="Raleway" w:hAnsi="Raleway"/>
-        </w:rPr>
-      </w:pPr>
-      <w:r>
-        <w:rPr>
-          <w:rFonts w:ascii="Raleway" w:hAnsi="Raleway"/>
-          <w:color w:val="002060"/>
-        </w:rPr>
-        <w:t>{{COMPANY_2_BULLET_1}}</w:t>
-      </w:r>
-    </w:p>
-    <w:p>
-      <w:pPr>
-        <w:pStyle w:val="ListParagraph"/>
-        <w:numPr>
-          <w:ilvl w:val="0"/>
-          <w:numId w:val="9"/>
-        </w:numPr>
-        <w:spacing w:after="40"/>
-        <w:rPr>
-          <w:rFonts w:ascii="Raleway" w:hAnsi="Raleway"/>
-        </w:rPr>
-      </w:pPr>
-      <w:r>
-        <w:rPr>
-          <w:rFonts w:ascii="Raleway" w:hAnsi="Raleway"/>
-          <w:color w:val="002060"/>
-        </w:rPr>
-        <w:t>{{COMPANY_2_BULLET_2}}</w:t>
-      </w:r>
-    </w:p>
-    <w:p>
-      <w:pPr>
-        <w:pStyle w:val="ListParagraph"/>
-        <w:numPr>
-          <w:ilvl w:val="0"/>
-          <w:numId w:val="9"/>
-        </w:numPr>
-        <w:spacing w:after="40"/>
-        <w:rPr>
-          <w:rFonts w:ascii="Raleway" w:hAnsi="Raleway"/>
-        </w:rPr>
-      </w:pPr>
-      <w:r>
-        <w:rPr>
-          <w:rFonts w:ascii="Raleway" w:hAnsi="Raleway"/>
-          <w:color w:val="002060"/>
-        </w:rPr>
-        <w:t>{{COMPANY_2_BULLET_3}}</w:t>
-      </w:r>
-    </w:p>
-    <w:p>
-      <w:pPr>
-        <w:spacing w:after="120"/>
-        <w:rPr>
-          <w:rFonts w:ascii="Raleway" w:hAnsi="Raleway"/>
-        </w:rPr>
-      </w:pPr>
-    </w:p>
-    <w:tbl>
-      <w:tblPr>
-        <w:tblStyle w:val="TableGrid"/>
-        <w:tblW w:w="0" w:type="auto"/>
-        <w:tblBorders>
-          <w:top w:val="none" w:sz="0" w:space="0" w:color="auto"/>
-          <w:left w:val="none" w:sz="0" w:space="0" w:color="auto"/>
-          <w:right w:val="none" w:sz="0" w:space="0" w:color="auto"/>
-          <w:insideH w:val="none" w:sz="0" w:space="0" w:color="auto"/>
-          <w:insideV w:val="none" w:sz="0" w:space="0" w:color="auto"/>
-        </w:tblBorders>
-        <w:tblLook w:val="04A0" w:firstRow="1" w:lastRow="0" w:firstColumn="1" w:lastColumn="0" w:noHBand="0" w:noVBand="1"/>
-      </w:tblPr>
-      <w:tblGrid>
-        <w:gridCol w:w="3389"/>
-        <w:gridCol w:w="3035"/>
-        <w:gridCol w:w="2602"/>
-      </w:tblGrid>
-      <w:tr>
-        <w:tc>
-          <w:tcPr>
-            <w:tcW w:w="3500" w:type="dxa"/>
-            <w:tcBorders>
-              <w:bottom w:val="single" w:sz="4" w:space="0" w:color="C8C8DC"/>
-            </w:tcBorders>
-          </w:tcPr>
-          <w:p>
-            <w:pPr>
-              <w:spacing w:after="60"/>
-              <w:rPr>
-                <w:rFonts w:ascii="Raleway" w:hAnsi="Raleway"/>
-              </w:rPr>
-            </w:pPr>
-            <w:r>
-              <w:rPr>
-                <w:rFonts w:ascii="Raleway" w:hAnsi="Raleway"/>
-                <w:color w:val="2C2E82" w:themeColor="accent1"/>
-              </w:rPr>
-              <w:t>{{COMPANY_3_NAME}}, {{COMPANY_3_LOCATION}}</w:t>
-            </w:r>
-          </w:p>
-        </w:tc>
-        <w:tc>
-          <w:tcPr>
-            <w:tcW w:w="3000" w:type="dxa"/>
-            <w:tcBorders>
-              <w:bottom w:val="single" w:sz="4" w:space="0" w:color="C8C8DC"/>
-            </w:tcBorders>
-          </w:tcPr>
-          <w:p>
-            <w:pPr>
-              <w:spacing w:after="60"/>
-              <w:rPr>
-                <w:rFonts w:ascii="Raleway" w:hAnsi="Raleway"/>
-              </w:rPr>
-            </w:pPr>
-            <w:r>
-              <w:rPr>
-                <w:rFonts w:ascii="Raleway" w:hAnsi="Raleway"/>
-                <w:color w:val="2C2E82" w:themeColor="accent1"/>
-              </w:rPr>
-              <w:t>{{COMPANY_3_ROLE}}, {{COMPANY_3_FUNCTION}}</w:t>
-            </w:r>
-          </w:p>
-        </w:tc>
-        <w:tc>
-          <w:tcPr>
-            <w:tcW w:w="2526" w:type="dxa"/>
-            <w:tcBorders>
-              <w:bottom w:val="single" w:sz="4" w:space="0" w:color="C8C8DC"/>
-            </w:tcBorders>
-          </w:tcPr>
-          <w:p>
-            <w:pPr>
-              <w:spacing w:after="60"/>
-              <w:rPr>
-                <w:rFonts w:ascii="Raleway" w:hAnsi="Raleway"/>
-              </w:rPr>
-            </w:pPr>
-            <w:r>
-              <w:rPr>
-                <w:rFonts w:ascii="Raleway" w:hAnsi="Raleway"/>
-                <w:color w:val="2C2E82" w:themeColor="accent1"/>
-              </w:rPr>
-              <w:t>{{COMPANY_3_DATES}}</w:t>
-            </w:r>
-          </w:p>
-        </w:tc>
-      </w:tr>
-    </w:tbl>
-    <w:p>
-      <w:pPr>
-        <w:spacing w:after="60"/>
-        <w:rPr>
-          <w:rFonts w:ascii="Raleway" w:hAnsi="Raleway"/>
-        </w:rPr>
-      </w:pPr>
-    </w:p>
-    <w:p>
-      <w:pPr>
-        <w:pStyle w:val="ListParagraph"/>
-        <w:numPr>
-          <w:ilvl w:val="0"/>
-          <w:numId w:val="10"/>
-        </w:numPr>
-        <w:spacing w:after="40"/>
-        <w:rPr>
-          <w:rFonts w:ascii="Raleway" w:hAnsi="Raleway"/>
-        </w:rPr>
-      </w:pPr>
-      <w:r>
-        <w:rPr>
-          <w:rFonts w:ascii="Raleway" w:hAnsi="Raleway"/>
-          <w:color w:val="002060"/>
-        </w:rPr>
-        <w:t>{{COMPANY_3_BULLET_1}}</w:t>
-      </w:r>
-    </w:p>
-    <w:p>
-      <w:pPr>
-        <w:pStyle w:val="ListParagraph"/>
-        <w:numPr>
-          <w:ilvl w:val="0"/>
-          <w:numId w:val="10"/>
-        </w:numPr>
-        <w:spacing w:after="40"/>
-        <w:rPr>
-          <w:rFonts w:ascii="Raleway" w:hAnsi="Raleway"/>
-        </w:rPr>
-      </w:pPr>
-      <w:r>
-        <w:rPr>
-          <w:rFonts w:ascii="Raleway" w:hAnsi="Raleway"/>
-          <w:color w:val="002060"/>
-        </w:rPr>
-        <w:t>{{COMPANY_3_BULLET_2}}</w:t>
-      </w:r>
-    </w:p>
-    <w:p>
-      <w:pPr>
-        <w:pStyle w:val="ListParagraph"/>
-        <w:numPr>
-          <w:ilvl w:val="0"/>
-          <w:numId w:val="11"/>
-        </w:numPr>
-        <w:spacing w:after="40"/>
-        <w:rPr>
-          <w:rFonts w:ascii="Raleway" w:hAnsi="Raleway"/>
-        </w:rPr>
-      </w:pPr>
-      <w:r>
-        <w:rPr>
-          <w:rFonts w:ascii="Raleway" w:hAnsi="Raleway"/>
-          <w:color w:val="002060"/>
-        </w:rPr>
-        <w:lastRenderedPageBreak/>
-        <w:t>{{COMPANY_3_BULLET_3}}</w:t>
-      </w:r>
-    </w:p>
     <w:p>
       <w:pPr>
         <w:spacing w:after="120"/>
@@ -1332,23 +1052,7 @@
                 <w:sz w:val="20"/>
                 <w:szCs w:val="20"/>
               </w:rPr>
-              <w:t>This section must be completed by the consultant</w:t>
-            </w:r>
-            <w:r>
-              <w:rPr>
-                <w:color w:val="002060"/>
-                <w:sz w:val="20"/>
-                <w:szCs w:val="20"/>
-              </w:rPr>
-              <w:t xml:space="preserve"> or associate</w:t>
-            </w:r>
-            <w:r>
-              <w:rPr>
-                <w:color w:val="002060"/>
-                <w:sz w:val="20"/>
-                <w:szCs w:val="20"/>
-              </w:rPr>
-              <w:t xml:space="preserve">. Do not auto-populate. Automation should ignore the scorecard. Only fields delimited with double-braces (for example, {{FIELD}}) elsewhere in this document are AI-fillable. Add X or tick </w:t>
+              <w:t xml:space="preserve">This section must be completed by the consultant or associate. Do not auto-populate. Automation should ignore the scorecard. Only fields delimited with double-braces (for example, {{FIELD}}) elsewhere in this document are AI-fillable. Add X or tick </w:t>
             </w:r>
             <w:r>
               <w:rPr>

--- a/templates/Global_Candidate_Profile_With_Scorecard_New.docx
+++ b/templates/Global_Candidate_Profile_With_Scorecard_New.docx
@@ -294,7 +294,7 @@
                 <w:rFonts w:ascii="Raleway" w:hAnsi="Raleway"/>
                 <w:color w:val="2C2E82" w:themeColor="accent1"/>
               </w:rPr>
-              <w:t xml:space="preserve">{#companies}{name}, {location}</w:t>
+              <w:t xml:space="preserve">{{#companies}}{{name}}, {{location}}</w:t>
             </w:r>
           </w:p>
         </w:tc>
@@ -333,7 +333,7 @@
                 <w:rFonts w:ascii="Raleway" w:hAnsi="Raleway"/>
                 <w:color w:val="2C2E82" w:themeColor="accent1"/>
               </w:rPr>
-              <w:t>{dates}</w:t>
+              <w:t>{{dates}}</w:t>
             </w:r>
           </w:p>
         </w:tc>
@@ -358,7 +358,7 @@
                 <w:rFonts w:ascii="Raleway" w:hAnsi="Raleway"/>
                 <w:color w:val="2C2E82" w:themeColor="accent1"/>
               </w:rPr>
-              <w:t>{#roles}</w:t>
+              <w:t>{{#roles}}</w:t>
             </w:r>
           </w:p>
         </w:tc>
@@ -381,7 +381,7 @@
                 <w:rFonts w:ascii="Raleway" w:hAnsi="Raleway"/>
                 <w:color w:val="2C2E82" w:themeColor="accent1"/>
               </w:rPr>
-              <w:t xml:space="preserve">{role}, {function}</w:t>
+              <w:t xml:space="preserve">{{role}}, {{function}}</w:t>
             </w:r>
           </w:p>
         </w:tc>
@@ -404,7 +404,7 @@
                 <w:rFonts w:ascii="Raleway" w:hAnsi="Raleway"/>
                 <w:color w:val="2C2E82" w:themeColor="accent1"/>
               </w:rPr>
-              <w:t>{role_dates}</w:t>
+              <w:t>{{role_dates}}</w:t>
             </w:r>
           </w:p>
         </w:tc>
@@ -426,7 +426,7 @@
                 <w:rFonts w:ascii="Raleway" w:hAnsi="Raleway"/>
                 <w:color w:val="002060"/>
               </w:rPr>
-              <w:t>{#bullets}</w:t>
+              <w:t>{{#bullets}}</w:t>
             </w:r>
           </w:p>
           <w:p>
@@ -446,7 +446,7 @@
                 <w:rFonts w:ascii="Raleway" w:hAnsi="Raleway"/>
                 <w:color w:val="002060"/>
               </w:rPr>
-              <w:t>{.}</w:t>
+              <w:t>{{.}}</w:t>
             </w:r>
           </w:p>
           <w:p>
@@ -461,7 +461,7 @@
                 <w:rFonts w:ascii="Raleway" w:hAnsi="Raleway"/>
                 <w:color w:val="002060"/>
               </w:rPr>
-              <w:t xml:space="preserve">{/bullets}{/roles}{/companies}</w:t>
+              <w:t xml:space="preserve">{{/bullets}}{{/roles}}{{/companies}}</w:t>
             </w:r>
           </w:p>
         </w:tc>

--- a/templates/Global_Candidate_Profile_With_Scorecard_New.docx
+++ b/templates/Global_Candidate_Profile_With_Scorecard_New.docx
@@ -294,7 +294,7 @@
                 <w:rFonts w:ascii="Raleway" w:hAnsi="Raleway"/>
                 <w:color w:val="2C2E82" w:themeColor="accent1"/>
               </w:rPr>
-              <w:t xml:space="preserve">{{#companies}}{{name}}, {{location}}</w:t>
+              <w:t>{{COMPANY_1_NAME}}, {{COMPANY_1_LOCATION}}</w:t>
             </w:r>
           </w:p>
         </w:tc>
@@ -312,6 +312,13 @@
                 <w:rFonts w:ascii="Raleway" w:hAnsi="Raleway"/>
               </w:rPr>
             </w:pPr>
+            <w:r>
+              <w:rPr>
+                <w:rFonts w:ascii="Raleway" w:hAnsi="Raleway"/>
+                <w:color w:val="2C2E82" w:themeColor="accent1"/>
+              </w:rPr>
+              <w:t>{{COMPANY_1_ROLE}}, {{COMPANY_1_FUNCTION}}</w:t>
+            </w:r>
           </w:p>
         </w:tc>
         <w:tc>
@@ -333,11 +340,106 @@
                 <w:rFonts w:ascii="Raleway" w:hAnsi="Raleway"/>
                 <w:color w:val="2C2E82" w:themeColor="accent1"/>
               </w:rPr>
-              <w:t>{{dates}}</w:t>
+              <w:t>{{COMPANY_1_DATES}}</w:t>
             </w:r>
           </w:p>
         </w:tc>
       </w:tr>
+    </w:tbl>
+    <w:p>
+      <w:pPr>
+        <w:spacing w:after="60"/>
+        <w:rPr>
+          <w:rFonts w:ascii="Raleway" w:hAnsi="Raleway"/>
+        </w:rPr>
+      </w:pPr>
+    </w:p>
+    <w:p>
+      <w:pPr>
+        <w:pStyle w:val="ListParagraph"/>
+        <w:numPr>
+          <w:ilvl w:val="0"/>
+          <w:numId w:val="8"/>
+        </w:numPr>
+        <w:spacing w:after="40"/>
+        <w:rPr>
+          <w:rFonts w:ascii="Raleway" w:hAnsi="Raleway"/>
+        </w:rPr>
+      </w:pPr>
+      <w:r>
+        <w:rPr>
+          <w:rFonts w:ascii="Raleway" w:hAnsi="Raleway"/>
+          <w:color w:val="002060"/>
+        </w:rPr>
+        <w:t>{{COMPANY_1_BULLET_1}}</w:t>
+      </w:r>
+    </w:p>
+    <w:p>
+      <w:pPr>
+        <w:pStyle w:val="ListParagraph"/>
+        <w:numPr>
+          <w:ilvl w:val="0"/>
+          <w:numId w:val="8"/>
+        </w:numPr>
+        <w:spacing w:after="40"/>
+        <w:rPr>
+          <w:rFonts w:ascii="Raleway" w:hAnsi="Raleway"/>
+        </w:rPr>
+      </w:pPr>
+      <w:r>
+        <w:rPr>
+          <w:rFonts w:ascii="Raleway" w:hAnsi="Raleway"/>
+          <w:color w:val="002060"/>
+        </w:rPr>
+        <w:t>{{COMPANY_1_BULLET_2}}</w:t>
+      </w:r>
+    </w:p>
+    <w:p>
+      <w:pPr>
+        <w:pStyle w:val="ListParagraph"/>
+        <w:numPr>
+          <w:ilvl w:val="0"/>
+          <w:numId w:val="8"/>
+        </w:numPr>
+        <w:spacing w:after="40"/>
+        <w:rPr>
+          <w:rFonts w:ascii="Raleway" w:hAnsi="Raleway"/>
+        </w:rPr>
+      </w:pPr>
+      <w:r>
+        <w:rPr>
+          <w:rFonts w:ascii="Raleway" w:hAnsi="Raleway"/>
+          <w:color w:val="002060"/>
+        </w:rPr>
+        <w:t>{{COMPANY_1_BULLET_3}}</w:t>
+      </w:r>
+    </w:p>
+    <w:p>
+      <w:pPr>
+        <w:spacing w:after="120"/>
+        <w:rPr>
+          <w:rFonts w:ascii="Raleway" w:hAnsi="Raleway"/>
+        </w:rPr>
+      </w:pPr>
+    </w:p>
+    <w:tbl>
+      <w:tblPr>
+        <w:tblStyle w:val="TableGrid"/>
+        <w:tblW w:w="0" w:type="auto"/>
+        <w:tblBorders>
+          <w:top w:val="none" w:sz="0" w:space="0" w:color="auto"/>
+          <w:left w:val="none" w:sz="0" w:space="0" w:color="auto"/>
+          <w:right w:val="none" w:sz="0" w:space="0" w:color="auto"/>
+          <w:insideH w:val="none" w:sz="0" w:space="0" w:color="auto"/>
+          <w:insideV w:val="none" w:sz="0" w:space="0" w:color="auto"/>
+        </w:tblBorders>
+        <w:tblLook w:val="04A0" w:firstRow="1" w:lastRow="0" w:firstColumn="1" w:lastColumn="0" w:noHBand="0" w:noVBand="1"/>
+      </w:tblPr>
+      <w:tblGrid>
+        <w:gridCol w:w="3395"/>
+        <w:gridCol w:w="3032"/>
+        <w:gridCol w:w="2599"/>
+      </w:tblGrid>
       <w:tr>
         <w:tc>
           <w:tcPr>
@@ -358,7 +460,7 @@
                 <w:rFonts w:ascii="Raleway" w:hAnsi="Raleway"/>
                 <w:color w:val="2C2E82" w:themeColor="accent1"/>
               </w:rPr>
-              <w:t>{{#roles}}</w:t>
+              <w:t>{{COMPANY_2_NAME}}, {{COMPANY_2_LOCATION}}</w:t>
             </w:r>
           </w:p>
         </w:tc>
@@ -381,7 +483,7 @@
                 <w:rFonts w:ascii="Raleway" w:hAnsi="Raleway"/>
                 <w:color w:val="2C2E82" w:themeColor="accent1"/>
               </w:rPr>
-              <w:t xml:space="preserve">{{role}}, {{function}}</w:t>
+              <w:t>{{COMPANY_2_ROLE}}, {{COMPANY_2_FUNCTION}}</w:t>
             </w:r>
           </w:p>
         </w:tc>
@@ -404,64 +506,7 @@
                 <w:rFonts w:ascii="Raleway" w:hAnsi="Raleway"/>
                 <w:color w:val="2C2E82" w:themeColor="accent1"/>
               </w:rPr>
-              <w:t>{{role_dates}}</w:t>
-            </w:r>
-          </w:p>
-        </w:tc>
-      </w:tr>
-      <w:tr>
-        <w:tc>
-          <w:tcPr>
-            <w:tcW w:w="9026" w:type="dxa"/>
-            <w:gridSpan w:val="3"/>
-          </w:tcPr>
-          <w:p>
-            <w:pPr>
-              <w:rPr>
-                <w:rFonts w:ascii="Raleway" w:hAnsi="Raleway"/>
-              </w:rPr>
-            </w:pPr>
-            <w:r>
-              <w:rPr>
-                <w:rFonts w:ascii="Raleway" w:hAnsi="Raleway"/>
-                <w:color w:val="002060"/>
-              </w:rPr>
-              <w:t>{{#bullets}}</w:t>
-            </w:r>
-          </w:p>
-          <w:p>
-            <w:pPr>
-              <w:pStyle w:val="ListParagraph"/>
-              <w:numPr>
-                <w:ilvl w:val="0"/>
-                <w:numId w:val="8"/>
-              </w:numPr>
-              <w:spacing w:after="40"/>
-              <w:rPr>
-                <w:rFonts w:ascii="Raleway" w:hAnsi="Raleway"/>
-              </w:rPr>
-            </w:pPr>
-            <w:r>
-              <w:rPr>
-                <w:rFonts w:ascii="Raleway" w:hAnsi="Raleway"/>
-                <w:color w:val="002060"/>
-              </w:rPr>
-              <w:t>{{.}}</w:t>
-            </w:r>
-          </w:p>
-          <w:p>
-            <w:pPr>
-              <w:spacing w:after="120"/>
-              <w:rPr>
-                <w:rFonts w:ascii="Raleway" w:hAnsi="Raleway"/>
-              </w:rPr>
-            </w:pPr>
-            <w:r>
-              <w:rPr>
-                <w:rFonts w:ascii="Raleway" w:hAnsi="Raleway"/>
-                <w:color w:val="002060"/>
-              </w:rPr>
-              <w:t xml:space="preserve">{{/bullets}}{{/roles}}{{/companies}}</w:t>
+              <w:t>{{COMPANY_2_DATES}}</w:t>
             </w:r>
           </w:p>
         </w:tc>
@@ -469,7 +514,1405 @@
     </w:tbl>
     <w:p>
       <w:pPr>
+        <w:spacing w:after="60"/>
+        <w:rPr>
+          <w:rFonts w:ascii="Raleway" w:hAnsi="Raleway"/>
+        </w:rPr>
+      </w:pPr>
+    </w:p>
+    <w:p>
+      <w:pPr>
+        <w:pStyle w:val="ListParagraph"/>
+        <w:numPr>
+          <w:ilvl w:val="0"/>
+          <w:numId w:val="9"/>
+        </w:numPr>
+        <w:spacing w:after="40"/>
+        <w:rPr>
+          <w:rFonts w:ascii="Raleway" w:hAnsi="Raleway"/>
+        </w:rPr>
+      </w:pPr>
+      <w:r>
+        <w:rPr>
+          <w:rFonts w:ascii="Raleway" w:hAnsi="Raleway"/>
+          <w:color w:val="002060"/>
+        </w:rPr>
+        <w:t>{{COMPANY_2_BULLET_1}}</w:t>
+      </w:r>
+    </w:p>
+    <w:p>
+      <w:pPr>
+        <w:pStyle w:val="ListParagraph"/>
+        <w:numPr>
+          <w:ilvl w:val="0"/>
+          <w:numId w:val="9"/>
+        </w:numPr>
+        <w:spacing w:after="40"/>
+        <w:rPr>
+          <w:rFonts w:ascii="Raleway" w:hAnsi="Raleway"/>
+        </w:rPr>
+      </w:pPr>
+      <w:r>
+        <w:rPr>
+          <w:rFonts w:ascii="Raleway" w:hAnsi="Raleway"/>
+          <w:color w:val="002060"/>
+        </w:rPr>
+        <w:t>{{COMPANY_2_BULLET_2}}</w:t>
+      </w:r>
+    </w:p>
+    <w:p>
+      <w:pPr>
+        <w:pStyle w:val="ListParagraph"/>
+        <w:numPr>
+          <w:ilvl w:val="0"/>
+          <w:numId w:val="9"/>
+        </w:numPr>
+        <w:spacing w:after="40"/>
+        <w:rPr>
+          <w:rFonts w:ascii="Raleway" w:hAnsi="Raleway"/>
+        </w:rPr>
+      </w:pPr>
+      <w:r>
+        <w:rPr>
+          <w:rFonts w:ascii="Raleway" w:hAnsi="Raleway"/>
+          <w:color w:val="002060"/>
+        </w:rPr>
+        <w:t>{{COMPANY_2_BULLET_3}}</w:t>
+      </w:r>
+    </w:p>
+    <w:p>
+      <w:pPr>
         <w:spacing w:after="120"/>
+        <w:rPr>
+          <w:rFonts w:ascii="Raleway" w:hAnsi="Raleway"/>
+        </w:rPr>
+      </w:pPr>
+    </w:p>
+    <w:tbl>
+      <w:tblPr>
+        <w:tblStyle w:val="TableGrid"/>
+        <w:tblW w:w="0" w:type="auto"/>
+        <w:tblBorders>
+          <w:top w:val="none" w:sz="0" w:space="0" w:color="auto"/>
+          <w:left w:val="none" w:sz="0" w:space="0" w:color="auto"/>
+          <w:right w:val="none" w:sz="0" w:space="0" w:color="auto"/>
+          <w:insideH w:val="none" w:sz="0" w:space="0" w:color="auto"/>
+          <w:insideV w:val="none" w:sz="0" w:space="0" w:color="auto"/>
+        </w:tblBorders>
+        <w:tblLook w:val="04A0" w:firstRow="1" w:lastRow="0" w:firstColumn="1" w:lastColumn="0" w:noHBand="0" w:noVBand="1"/>
+      </w:tblPr>
+      <w:tblGrid>
+        <w:gridCol w:w="3389"/>
+        <w:gridCol w:w="3035"/>
+        <w:gridCol w:w="2602"/>
+      </w:tblGrid>
+      <w:tr>
+        <w:tc>
+          <w:tcPr>
+            <w:tcW w:w="3500" w:type="dxa"/>
+            <w:tcBorders>
+              <w:bottom w:val="single" w:sz="4" w:space="0" w:color="C8C8DC"/>
+            </w:tcBorders>
+          </w:tcPr>
+          <w:p>
+            <w:pPr>
+              <w:spacing w:after="60"/>
+              <w:rPr>
+                <w:rFonts w:ascii="Raleway" w:hAnsi="Raleway"/>
+              </w:rPr>
+            </w:pPr>
+            <w:r>
+              <w:rPr>
+                <w:rFonts w:ascii="Raleway" w:hAnsi="Raleway"/>
+                <w:color w:val="2C2E82" w:themeColor="accent1"/>
+              </w:rPr>
+              <w:t>{{COMPANY_3_NAME}}, {{COMPANY_3_LOCATION}}</w:t>
+            </w:r>
+          </w:p>
+        </w:tc>
+        <w:tc>
+          <w:tcPr>
+            <w:tcW w:w="3000" w:type="dxa"/>
+            <w:tcBorders>
+              <w:bottom w:val="single" w:sz="4" w:space="0" w:color="C8C8DC"/>
+            </w:tcBorders>
+          </w:tcPr>
+          <w:p>
+            <w:pPr>
+              <w:spacing w:after="60"/>
+              <w:rPr>
+                <w:rFonts w:ascii="Raleway" w:hAnsi="Raleway"/>
+              </w:rPr>
+            </w:pPr>
+            <w:r>
+              <w:rPr>
+                <w:rFonts w:ascii="Raleway" w:hAnsi="Raleway"/>
+                <w:color w:val="2C2E82" w:themeColor="accent1"/>
+              </w:rPr>
+              <w:t>{{COMPANY_3_ROLE}}, {{COMPANY_3_FUNCTION}}</w:t>
+            </w:r>
+          </w:p>
+        </w:tc>
+        <w:tc>
+          <w:tcPr>
+            <w:tcW w:w="2526" w:type="dxa"/>
+            <w:tcBorders>
+              <w:bottom w:val="single" w:sz="4" w:space="0" w:color="C8C8DC"/>
+            </w:tcBorders>
+          </w:tcPr>
+          <w:p>
+            <w:pPr>
+              <w:spacing w:after="60"/>
+              <w:rPr>
+                <w:rFonts w:ascii="Raleway" w:hAnsi="Raleway"/>
+              </w:rPr>
+            </w:pPr>
+            <w:r>
+              <w:rPr>
+                <w:rFonts w:ascii="Raleway" w:hAnsi="Raleway"/>
+                <w:color w:val="2C2E82" w:themeColor="accent1"/>
+              </w:rPr>
+              <w:t>{{COMPANY_3_DATES}}</w:t>
+            </w:r>
+          </w:p>
+        </w:tc>
+      </w:tr>
+    </w:tbl>
+    <w:p>
+      <w:pPr>
+        <w:spacing w:after="60"/>
+        <w:rPr>
+          <w:rFonts w:ascii="Raleway" w:hAnsi="Raleway"/>
+        </w:rPr>
+      </w:pPr>
+    </w:p>
+    <w:p>
+      <w:pPr>
+        <w:pStyle w:val="ListParagraph"/>
+        <w:numPr>
+          <w:ilvl w:val="0"/>
+          <w:numId w:val="10"/>
+        </w:numPr>
+        <w:spacing w:after="40"/>
+        <w:rPr>
+          <w:rFonts w:ascii="Raleway" w:hAnsi="Raleway"/>
+        </w:rPr>
+      </w:pPr>
+      <w:r>
+        <w:rPr>
+          <w:rFonts w:ascii="Raleway" w:hAnsi="Raleway"/>
+          <w:color w:val="002060"/>
+        </w:rPr>
+        <w:t>{{COMPANY_3_BULLET_1}}</w:t>
+      </w:r>
+    </w:p>
+    <w:p>
+      <w:pPr>
+        <w:pStyle w:val="ListParagraph"/>
+        <w:numPr>
+          <w:ilvl w:val="0"/>
+          <w:numId w:val="10"/>
+        </w:numPr>
+        <w:spacing w:after="40"/>
+        <w:rPr>
+          <w:rFonts w:ascii="Raleway" w:hAnsi="Raleway"/>
+        </w:rPr>
+      </w:pPr>
+      <w:r>
+        <w:rPr>
+          <w:rFonts w:ascii="Raleway" w:hAnsi="Raleway"/>
+          <w:color w:val="002060"/>
+        </w:rPr>
+        <w:t>{{COMPANY_3_BULLET_2}}</w:t>
+      </w:r>
+    </w:p>
+    <w:p>
+      <w:pPr>
+        <w:pStyle w:val="ListParagraph"/>
+        <w:numPr>
+          <w:ilvl w:val="0"/>
+          <w:numId w:val="11"/>
+        </w:numPr>
+        <w:spacing w:after="40"/>
+        <w:rPr>
+          <w:rFonts w:ascii="Raleway" w:hAnsi="Raleway"/>
+        </w:rPr>
+      </w:pPr>
+      <w:r>
+        <w:rPr>
+          <w:rFonts w:ascii="Raleway" w:hAnsi="Raleway"/>
+          <w:color w:val="002060"/>
+        </w:rPr>
+        <w:lastRenderedPageBreak/>
+        <w:t>{{COMPANY_3_BULLET_3}}</w:t>
+      </w:r>
+    </w:p>
+    <w:p>
+      <w:pPr>
+        <w:spacing w:after="120"/>
+      </w:pPr>
+    </w:p>
+    <w:tbl>
+      <w:tblPr>
+        <w:tblStyle w:val="TableGrid"/>
+        <w:tblW w:w="0" w:type="auto"/>
+        <w:tblBorders>
+          <w:top w:val="none" w:sz="0" w:space="0" w:color="auto"/>
+          <w:left w:val="none" w:sz="0" w:space="0" w:color="auto"/>
+          <w:right w:val="none" w:sz="0" w:space="0" w:color="auto"/>
+          <w:insideH w:val="none" w:sz="0" w:space="0" w:color="auto"/>
+          <w:insideV w:val="none" w:sz="0" w:space="0" w:color="auto"/>
+        </w:tblBorders>
+        <w:tblLook w:val="04A0" w:firstRow="1" w:lastRow="0" w:firstColumn="1" w:lastColumn="0" w:noHBand="0" w:noVBand="1"/>
+      </w:tblPr>
+      <w:tblGrid>
+        <w:gridCol w:w="3384"/>
+        <w:gridCol w:w="3037"/>
+        <w:gridCol w:w="2605"/>
+      </w:tblGrid>
+      <w:tr>
+        <w:tc>
+          <w:tcPr>
+            <w:tcW w:w="3500" w:type="dxa"/>
+            <w:tcBorders>
+              <w:bottom w:val="single" w:sz="4" w:space="0" w:color="C8C8DC"/>
+            </w:tcBorders>
+          </w:tcPr>
+          <w:p>
+            <w:pPr>
+              <w:spacing w:after="60"/>
+              <w:rPr>
+                <w:rFonts w:ascii="Raleway" w:hAnsi="Raleway"/>
+              </w:rPr>
+            </w:pPr>
+            <w:r>
+              <w:rPr>
+                <w:rFonts w:ascii="Raleway" w:hAnsi="Raleway"/>
+                <w:color w:val="2C2E82" w:themeColor="accent1"/>
+              </w:rPr>
+              <w:t>{{COMPANY_4_NAME}}, {{COMPANY_4_LOCATION}}</w:t>
+            </w:r>
+          </w:p>
+        </w:tc>
+        <w:tc>
+          <w:tcPr>
+            <w:tcW w:w="3000" w:type="dxa"/>
+            <w:tcBorders>
+              <w:bottom w:val="single" w:sz="4" w:space="0" w:color="C8C8DC"/>
+            </w:tcBorders>
+          </w:tcPr>
+          <w:p>
+            <w:pPr>
+              <w:spacing w:after="60"/>
+              <w:rPr>
+                <w:rFonts w:ascii="Raleway" w:hAnsi="Raleway"/>
+              </w:rPr>
+            </w:pPr>
+            <w:r>
+              <w:rPr>
+                <w:rFonts w:ascii="Raleway" w:hAnsi="Raleway"/>
+                <w:color w:val="2C2E82" w:themeColor="accent1"/>
+              </w:rPr>
+              <w:t>{{COMPANY_4_ROLE}}, {{COMPANY_4_FUNCTION}}</w:t>
+            </w:r>
+          </w:p>
+        </w:tc>
+        <w:tc>
+          <w:tcPr>
+            <w:tcW w:w="2526" w:type="dxa"/>
+            <w:tcBorders>
+              <w:bottom w:val="single" w:sz="4" w:space="0" w:color="C8C8DC"/>
+            </w:tcBorders>
+          </w:tcPr>
+          <w:p>
+            <w:pPr>
+              <w:spacing w:after="60"/>
+              <w:rPr>
+                <w:rFonts w:ascii="Raleway" w:hAnsi="Raleway"/>
+              </w:rPr>
+            </w:pPr>
+            <w:r>
+              <w:rPr>
+                <w:rFonts w:ascii="Raleway" w:hAnsi="Raleway"/>
+                <w:color w:val="2C2E82" w:themeColor="accent1"/>
+              </w:rPr>
+              <w:t>{{COMPANY_4_DATES}}</w:t>
+            </w:r>
+          </w:p>
+        </w:tc>
+      </w:tr>
+    </w:tbl>
+    <w:p>
+      <w:pPr>
+        <w:spacing w:after="60"/>
+        <w:rPr>
+          <w:rFonts w:ascii="Raleway" w:hAnsi="Raleway"/>
+        </w:rPr>
+      </w:pPr>
+    </w:p>
+    <w:p>
+      <w:pPr>
+        <w:pStyle w:val="ListParagraph"/>
+        <w:numPr>
+          <w:ilvl w:val="0"/>
+          <w:numId w:val="9"/>
+        </w:numPr>
+        <w:spacing w:after="40"/>
+        <w:rPr>
+          <w:rFonts w:ascii="Raleway" w:hAnsi="Raleway"/>
+        </w:rPr>
+      </w:pPr>
+      <w:r>
+        <w:rPr>
+          <w:rFonts w:ascii="Raleway" w:hAnsi="Raleway"/>
+          <w:color w:val="002060"/>
+        </w:rPr>
+        <w:t>{{COMPANY_4_BULLET_1}}</w:t>
+      </w:r>
+    </w:p>
+    <w:p>
+      <w:pPr>
+        <w:pStyle w:val="ListParagraph"/>
+        <w:numPr>
+          <w:ilvl w:val="0"/>
+          <w:numId w:val="9"/>
+        </w:numPr>
+        <w:spacing w:after="40"/>
+        <w:rPr>
+          <w:rFonts w:ascii="Raleway" w:hAnsi="Raleway"/>
+        </w:rPr>
+      </w:pPr>
+      <w:r>
+        <w:rPr>
+          <w:rFonts w:ascii="Raleway" w:hAnsi="Raleway"/>
+          <w:color w:val="002060"/>
+        </w:rPr>
+        <w:t>{{COMPANY_4_BULLET_2}}</w:t>
+      </w:r>
+    </w:p>
+    <w:p>
+      <w:pPr>
+        <w:pStyle w:val="ListParagraph"/>
+        <w:numPr>
+          <w:ilvl w:val="0"/>
+          <w:numId w:val="9"/>
+        </w:numPr>
+        <w:spacing w:after="40"/>
+        <w:rPr>
+          <w:rFonts w:ascii="Raleway" w:hAnsi="Raleway"/>
+        </w:rPr>
+      </w:pPr>
+      <w:r>
+        <w:rPr>
+          <w:rFonts w:ascii="Raleway" w:hAnsi="Raleway"/>
+          <w:color w:val="002060"/>
+        </w:rPr>
+        <w:t>{{COMPANY_4_BULLET_3}}</w:t>
+      </w:r>
+    </w:p>
+    <w:p>
+      <w:pPr>
+        <w:spacing w:after="120"/>
+        <w:rPr>
+          <w:rFonts w:ascii="Raleway" w:hAnsi="Raleway"/>
+        </w:rPr>
+      </w:pPr>
+    </w:p>
+    <w:tbl>
+      <w:tblPr>
+        <w:tblStyle w:val="TableGrid"/>
+        <w:tblW w:w="0" w:type="auto"/>
+        <w:tblBorders>
+          <w:top w:val="none" w:sz="0" w:space="0" w:color="auto"/>
+          <w:left w:val="none" w:sz="0" w:space="0" w:color="auto"/>
+          <w:right w:val="none" w:sz="0" w:space="0" w:color="auto"/>
+          <w:insideH w:val="none" w:sz="0" w:space="0" w:color="auto"/>
+          <w:insideV w:val="none" w:sz="0" w:space="0" w:color="auto"/>
+        </w:tblBorders>
+        <w:tblLook w:val="04A0" w:firstRow="1" w:lastRow="0" w:firstColumn="1" w:lastColumn="0" w:noHBand="0" w:noVBand="1"/>
+      </w:tblPr>
+      <w:tblGrid>
+        <w:gridCol w:w="3384"/>
+        <w:gridCol w:w="3037"/>
+        <w:gridCol w:w="2605"/>
+      </w:tblGrid>
+      <w:tr>
+        <w:tc>
+          <w:tcPr>
+            <w:tcW w:w="3500" w:type="dxa"/>
+            <w:tcBorders>
+              <w:bottom w:val="single" w:sz="4" w:space="0" w:color="C8C8DC"/>
+            </w:tcBorders>
+          </w:tcPr>
+          <w:p>
+            <w:pPr>
+              <w:spacing w:after="60"/>
+              <w:rPr>
+                <w:rFonts w:ascii="Raleway" w:hAnsi="Raleway"/>
+              </w:rPr>
+            </w:pPr>
+            <w:r>
+              <w:rPr>
+                <w:rFonts w:ascii="Raleway" w:hAnsi="Raleway"/>
+                <w:color w:val="2C2E82" w:themeColor="accent1"/>
+              </w:rPr>
+              <w:t>{{COMPANY_5_NAME}}, {{COMPANY_5_LOCATION}}</w:t>
+            </w:r>
+          </w:p>
+        </w:tc>
+        <w:tc>
+          <w:tcPr>
+            <w:tcW w:w="3000" w:type="dxa"/>
+            <w:tcBorders>
+              <w:bottom w:val="single" w:sz="4" w:space="0" w:color="C8C8DC"/>
+            </w:tcBorders>
+          </w:tcPr>
+          <w:p>
+            <w:pPr>
+              <w:spacing w:after="60"/>
+              <w:rPr>
+                <w:rFonts w:ascii="Raleway" w:hAnsi="Raleway"/>
+              </w:rPr>
+            </w:pPr>
+            <w:r>
+              <w:rPr>
+                <w:rFonts w:ascii="Raleway" w:hAnsi="Raleway"/>
+                <w:color w:val="2C2E82" w:themeColor="accent1"/>
+              </w:rPr>
+              <w:t>{{COMPANY_5_ROLE}}, {{COMPANY_5_FUNCTION}}</w:t>
+            </w:r>
+          </w:p>
+        </w:tc>
+        <w:tc>
+          <w:tcPr>
+            <w:tcW w:w="2526" w:type="dxa"/>
+            <w:tcBorders>
+              <w:bottom w:val="single" w:sz="4" w:space="0" w:color="C8C8DC"/>
+            </w:tcBorders>
+          </w:tcPr>
+          <w:p>
+            <w:pPr>
+              <w:spacing w:after="60"/>
+              <w:rPr>
+                <w:rFonts w:ascii="Raleway" w:hAnsi="Raleway"/>
+              </w:rPr>
+            </w:pPr>
+            <w:r>
+              <w:rPr>
+                <w:rFonts w:ascii="Raleway" w:hAnsi="Raleway"/>
+                <w:color w:val="2C2E82" w:themeColor="accent1"/>
+              </w:rPr>
+              <w:t>{{COMPANY_5_DATES}}</w:t>
+            </w:r>
+          </w:p>
+        </w:tc>
+      </w:tr>
+    </w:tbl>
+    <w:p>
+      <w:pPr>
+        <w:spacing w:after="60"/>
+        <w:rPr>
+          <w:rFonts w:ascii="Raleway" w:hAnsi="Raleway"/>
+        </w:rPr>
+      </w:pPr>
+    </w:p>
+    <w:p>
+      <w:pPr>
+        <w:pStyle w:val="ListParagraph"/>
+        <w:numPr>
+          <w:ilvl w:val="0"/>
+          <w:numId w:val="9"/>
+        </w:numPr>
+        <w:spacing w:after="40"/>
+        <w:rPr>
+          <w:rFonts w:ascii="Raleway" w:hAnsi="Raleway"/>
+        </w:rPr>
+      </w:pPr>
+      <w:r>
+        <w:rPr>
+          <w:rFonts w:ascii="Raleway" w:hAnsi="Raleway"/>
+          <w:color w:val="002060"/>
+        </w:rPr>
+        <w:t>{{COMPANY_5_BULLET_1}}</w:t>
+      </w:r>
+    </w:p>
+    <w:p>
+      <w:pPr>
+        <w:pStyle w:val="ListParagraph"/>
+        <w:numPr>
+          <w:ilvl w:val="0"/>
+          <w:numId w:val="9"/>
+        </w:numPr>
+        <w:spacing w:after="40"/>
+        <w:rPr>
+          <w:rFonts w:ascii="Raleway" w:hAnsi="Raleway"/>
+        </w:rPr>
+      </w:pPr>
+      <w:r>
+        <w:rPr>
+          <w:rFonts w:ascii="Raleway" w:hAnsi="Raleway"/>
+          <w:color w:val="002060"/>
+        </w:rPr>
+        <w:t>{{COMPANY_5_BULLET_2}}</w:t>
+      </w:r>
+    </w:p>
+    <w:p>
+      <w:pPr>
+        <w:pStyle w:val="ListParagraph"/>
+        <w:numPr>
+          <w:ilvl w:val="0"/>
+          <w:numId w:val="9"/>
+        </w:numPr>
+        <w:spacing w:after="40"/>
+        <w:rPr>
+          <w:rFonts w:ascii="Raleway" w:hAnsi="Raleway"/>
+        </w:rPr>
+      </w:pPr>
+      <w:r>
+        <w:rPr>
+          <w:rFonts w:ascii="Raleway" w:hAnsi="Raleway"/>
+          <w:color w:val="002060"/>
+        </w:rPr>
+        <w:t>{{COMPANY_5_BULLET_3}}</w:t>
+      </w:r>
+    </w:p>
+    <w:p>
+      <w:pPr>
+        <w:spacing w:after="120"/>
+        <w:rPr>
+          <w:rFonts w:ascii="Raleway" w:hAnsi="Raleway"/>
+        </w:rPr>
+      </w:pPr>
+    </w:p>
+    <w:tbl>
+      <w:tblPr>
+        <w:tblStyle w:val="TableGrid"/>
+        <w:tblW w:w="0" w:type="auto"/>
+        <w:tblBorders>
+          <w:top w:val="none" w:sz="0" w:space="0" w:color="auto"/>
+          <w:left w:val="none" w:sz="0" w:space="0" w:color="auto"/>
+          <w:right w:val="none" w:sz="0" w:space="0" w:color="auto"/>
+          <w:insideH w:val="none" w:sz="0" w:space="0" w:color="auto"/>
+          <w:insideV w:val="none" w:sz="0" w:space="0" w:color="auto"/>
+        </w:tblBorders>
+        <w:tblLook w:val="04A0" w:firstRow="1" w:lastRow="0" w:firstColumn="1" w:lastColumn="0" w:noHBand="0" w:noVBand="1"/>
+      </w:tblPr>
+      <w:tblGrid>
+        <w:gridCol w:w="3359"/>
+        <w:gridCol w:w="3050"/>
+        <w:gridCol w:w="2617"/>
+      </w:tblGrid>
+      <w:tr>
+        <w:tc>
+          <w:tcPr>
+            <w:tcW w:w="3500" w:type="dxa"/>
+            <w:tcBorders>
+              <w:bottom w:val="single" w:sz="4" w:space="0" w:color="C8C8DC"/>
+            </w:tcBorders>
+          </w:tcPr>
+          <w:p>
+            <w:pPr>
+              <w:spacing w:after="60"/>
+              <w:rPr>
+                <w:rFonts w:ascii="Raleway" w:hAnsi="Raleway"/>
+              </w:rPr>
+            </w:pPr>
+            <w:r>
+              <w:rPr>
+                <w:rFonts w:ascii="Raleway" w:hAnsi="Raleway"/>
+                <w:color w:val="2C2E82" w:themeColor="accent1"/>
+              </w:rPr>
+              <w:t>{{COMPANY_6_NAME}}, {{COMPANY_6_LOCATION}}</w:t>
+            </w:r>
+          </w:p>
+        </w:tc>
+        <w:tc>
+          <w:tcPr>
+            <w:tcW w:w="3000" w:type="dxa"/>
+            <w:tcBorders>
+              <w:bottom w:val="single" w:sz="4" w:space="0" w:color="C8C8DC"/>
+            </w:tcBorders>
+          </w:tcPr>
+          <w:p>
+            <w:pPr>
+              <w:spacing w:after="60"/>
+              <w:rPr>
+                <w:rFonts w:ascii="Raleway" w:hAnsi="Raleway"/>
+              </w:rPr>
+            </w:pPr>
+            <w:r>
+              <w:rPr>
+                <w:rFonts w:ascii="Raleway" w:hAnsi="Raleway"/>
+                <w:color w:val="2C2E82" w:themeColor="accent1"/>
+              </w:rPr>
+              <w:t>{{COMPANY_6_ROLE}}, {{COMPANY_6_FUNCTION}}</w:t>
+            </w:r>
+          </w:p>
+        </w:tc>
+        <w:tc>
+          <w:tcPr>
+            <w:tcW w:w="2526" w:type="dxa"/>
+            <w:tcBorders>
+              <w:bottom w:val="single" w:sz="4" w:space="0" w:color="C8C8DC"/>
+            </w:tcBorders>
+          </w:tcPr>
+          <w:p>
+            <w:pPr>
+              <w:spacing w:after="60"/>
+              <w:rPr>
+                <w:rFonts w:ascii="Raleway" w:hAnsi="Raleway"/>
+              </w:rPr>
+            </w:pPr>
+            <w:r>
+              <w:rPr>
+                <w:rFonts w:ascii="Raleway" w:hAnsi="Raleway"/>
+                <w:color w:val="2C2E82" w:themeColor="accent1"/>
+              </w:rPr>
+              <w:t>{{COMPANY_6_DATES}}</w:t>
+            </w:r>
+          </w:p>
+        </w:tc>
+      </w:tr>
+    </w:tbl>
+    <w:p>
+      <w:pPr>
+        <w:spacing w:after="60"/>
+        <w:rPr>
+          <w:rFonts w:ascii="Raleway" w:hAnsi="Raleway"/>
+        </w:rPr>
+      </w:pPr>
+    </w:p>
+    <w:p>
+      <w:pPr>
+        <w:pStyle w:val="ListParagraph"/>
+        <w:numPr>
+          <w:ilvl w:val="0"/>
+          <w:numId w:val="9"/>
+        </w:numPr>
+        <w:spacing w:after="40"/>
+        <w:rPr>
+          <w:rFonts w:ascii="Raleway" w:hAnsi="Raleway"/>
+        </w:rPr>
+      </w:pPr>
+      <w:r>
+        <w:rPr>
+          <w:rFonts w:ascii="Raleway" w:hAnsi="Raleway"/>
+          <w:color w:val="002060"/>
+        </w:rPr>
+        <w:t>{{COMPANY_6_BULLET_1}}</w:t>
+      </w:r>
+    </w:p>
+    <w:p>
+      <w:pPr>
+        <w:pStyle w:val="ListParagraph"/>
+        <w:numPr>
+          <w:ilvl w:val="0"/>
+          <w:numId w:val="9"/>
+        </w:numPr>
+        <w:spacing w:after="40"/>
+        <w:rPr>
+          <w:rFonts w:ascii="Raleway" w:hAnsi="Raleway"/>
+        </w:rPr>
+      </w:pPr>
+      <w:r>
+        <w:rPr>
+          <w:rFonts w:ascii="Raleway" w:hAnsi="Raleway"/>
+          <w:color w:val="002060"/>
+        </w:rPr>
+        <w:t>{{COMPANY_6_BULLET_2}}</w:t>
+      </w:r>
+    </w:p>
+    <w:p>
+      <w:pPr>
+        <w:pStyle w:val="ListParagraph"/>
+        <w:numPr>
+          <w:ilvl w:val="0"/>
+          <w:numId w:val="9"/>
+        </w:numPr>
+        <w:spacing w:after="40"/>
+        <w:rPr>
+          <w:rFonts w:ascii="Raleway" w:hAnsi="Raleway"/>
+        </w:rPr>
+      </w:pPr>
+      <w:r>
+        <w:rPr>
+          <w:rFonts w:ascii="Raleway" w:hAnsi="Raleway"/>
+          <w:color w:val="002060"/>
+        </w:rPr>
+        <w:t>{{COMPANY_6_BULLET_3}}</w:t>
+      </w:r>
+    </w:p>
+    <w:p>
+      <w:pPr>
+        <w:spacing w:after="120"/>
+        <w:rPr>
+          <w:rFonts w:ascii="Raleway" w:hAnsi="Raleway"/>
+        </w:rPr>
+      </w:pPr>
+    </w:p>
+    <w:tbl>
+      <w:tblPr>
+        <w:tblStyle w:val="TableGrid"/>
+        <w:tblW w:w="0" w:type="auto"/>
+        <w:tblBorders>
+          <w:top w:val="none" w:sz="0" w:space="0" w:color="auto"/>
+          <w:left w:val="none" w:sz="0" w:space="0" w:color="auto"/>
+          <w:right w:val="none" w:sz="0" w:space="0" w:color="auto"/>
+          <w:insideH w:val="none" w:sz="0" w:space="0" w:color="auto"/>
+          <w:insideV w:val="none" w:sz="0" w:space="0" w:color="auto"/>
+        </w:tblBorders>
+        <w:tblLook w:val="04A0" w:firstRow="1" w:lastRow="0" w:firstColumn="1" w:lastColumn="0" w:noHBand="0" w:noVBand="1"/>
+      </w:tblPr>
+      <w:tblGrid>
+        <w:gridCol w:w="3389"/>
+        <w:gridCol w:w="3035"/>
+        <w:gridCol w:w="2602"/>
+      </w:tblGrid>
+      <w:tr>
+        <w:tc>
+          <w:tcPr>
+            <w:tcW w:w="3500" w:type="dxa"/>
+            <w:tcBorders>
+              <w:bottom w:val="single" w:sz="4" w:space="0" w:color="C8C8DC"/>
+            </w:tcBorders>
+          </w:tcPr>
+          <w:p>
+            <w:pPr>
+              <w:spacing w:after="60"/>
+              <w:rPr>
+                <w:rFonts w:ascii="Raleway" w:hAnsi="Raleway"/>
+              </w:rPr>
+            </w:pPr>
+            <w:r>
+              <w:rPr>
+                <w:rFonts w:ascii="Raleway" w:hAnsi="Raleway"/>
+                <w:color w:val="2C2E82" w:themeColor="accent1"/>
+              </w:rPr>
+              <w:t>{{COMPANY_7_NAME}}, {{COMPANY_7_LOCATION}}</w:t>
+            </w:r>
+          </w:p>
+        </w:tc>
+        <w:tc>
+          <w:tcPr>
+            <w:tcW w:w="3000" w:type="dxa"/>
+            <w:tcBorders>
+              <w:bottom w:val="single" w:sz="4" w:space="0" w:color="C8C8DC"/>
+            </w:tcBorders>
+          </w:tcPr>
+          <w:p>
+            <w:pPr>
+              <w:spacing w:after="60"/>
+              <w:rPr>
+                <w:rFonts w:ascii="Raleway" w:hAnsi="Raleway"/>
+              </w:rPr>
+            </w:pPr>
+            <w:r>
+              <w:rPr>
+                <w:rFonts w:ascii="Raleway" w:hAnsi="Raleway"/>
+                <w:color w:val="2C2E82" w:themeColor="accent1"/>
+              </w:rPr>
+              <w:t>{{COMPANY_7_ROLE}}, {{COMPANY_7_FUNCTION}}</w:t>
+            </w:r>
+          </w:p>
+        </w:tc>
+        <w:tc>
+          <w:tcPr>
+            <w:tcW w:w="2526" w:type="dxa"/>
+            <w:tcBorders>
+              <w:bottom w:val="single" w:sz="4" w:space="0" w:color="C8C8DC"/>
+            </w:tcBorders>
+          </w:tcPr>
+          <w:p>
+            <w:pPr>
+              <w:spacing w:after="60"/>
+              <w:rPr>
+                <w:rFonts w:ascii="Raleway" w:hAnsi="Raleway"/>
+              </w:rPr>
+            </w:pPr>
+            <w:r>
+              <w:rPr>
+                <w:rFonts w:ascii="Raleway" w:hAnsi="Raleway"/>
+                <w:color w:val="2C2E82" w:themeColor="accent1"/>
+              </w:rPr>
+              <w:t>{{COMPANY_7_DATES}}</w:t>
+            </w:r>
+          </w:p>
+        </w:tc>
+      </w:tr>
+    </w:tbl>
+    <w:p>
+      <w:pPr>
+        <w:spacing w:after="60"/>
+        <w:rPr>
+          <w:rFonts w:ascii="Raleway" w:hAnsi="Raleway"/>
+        </w:rPr>
+      </w:pPr>
+    </w:p>
+    <w:p>
+      <w:pPr>
+        <w:pStyle w:val="ListParagraph"/>
+        <w:numPr>
+          <w:ilvl w:val="0"/>
+          <w:numId w:val="9"/>
+        </w:numPr>
+        <w:spacing w:after="40"/>
+        <w:rPr>
+          <w:rFonts w:ascii="Raleway" w:hAnsi="Raleway"/>
+        </w:rPr>
+      </w:pPr>
+      <w:r>
+        <w:rPr>
+          <w:rFonts w:ascii="Raleway" w:hAnsi="Raleway"/>
+          <w:color w:val="002060"/>
+        </w:rPr>
+        <w:t>{{COMPANY_7_BULLET_1}}</w:t>
+      </w:r>
+    </w:p>
+    <w:p>
+      <w:pPr>
+        <w:pStyle w:val="ListParagraph"/>
+        <w:numPr>
+          <w:ilvl w:val="0"/>
+          <w:numId w:val="9"/>
+        </w:numPr>
+        <w:spacing w:after="40"/>
+        <w:rPr>
+          <w:rFonts w:ascii="Raleway" w:hAnsi="Raleway"/>
+        </w:rPr>
+      </w:pPr>
+      <w:r>
+        <w:rPr>
+          <w:rFonts w:ascii="Raleway" w:hAnsi="Raleway"/>
+          <w:color w:val="002060"/>
+        </w:rPr>
+        <w:t>{{COMPANY_7_BULLET_2}}</w:t>
+      </w:r>
+    </w:p>
+    <w:p>
+      <w:pPr>
+        <w:pStyle w:val="ListParagraph"/>
+        <w:numPr>
+          <w:ilvl w:val="0"/>
+          <w:numId w:val="9"/>
+        </w:numPr>
+        <w:spacing w:after="40"/>
+        <w:rPr>
+          <w:rFonts w:ascii="Raleway" w:hAnsi="Raleway"/>
+        </w:rPr>
+      </w:pPr>
+      <w:r>
+        <w:rPr>
+          <w:rFonts w:ascii="Raleway" w:hAnsi="Raleway"/>
+          <w:color w:val="002060"/>
+        </w:rPr>
+        <w:t>{{COMPANY_7_BULLET_3}}</w:t>
+      </w:r>
+    </w:p>
+    <w:p>
+      <w:pPr>
+        <w:spacing w:after="120"/>
+        <w:rPr>
+          <w:rFonts w:ascii="Raleway" w:hAnsi="Raleway"/>
+        </w:rPr>
+      </w:pPr>
+    </w:p>
+    <w:tbl>
+      <w:tblPr>
+        <w:tblStyle w:val="TableGrid"/>
+        <w:tblW w:w="0" w:type="auto"/>
+        <w:tblBorders>
+          <w:top w:val="none" w:sz="0" w:space="0" w:color="auto"/>
+          <w:left w:val="none" w:sz="0" w:space="0" w:color="auto"/>
+          <w:right w:val="none" w:sz="0" w:space="0" w:color="auto"/>
+          <w:insideH w:val="none" w:sz="0" w:space="0" w:color="auto"/>
+          <w:insideV w:val="none" w:sz="0" w:space="0" w:color="auto"/>
+        </w:tblBorders>
+        <w:tblLook w:val="04A0" w:firstRow="1" w:lastRow="0" w:firstColumn="1" w:lastColumn="0" w:noHBand="0" w:noVBand="1"/>
+      </w:tblPr>
+      <w:tblGrid>
+        <w:gridCol w:w="3363"/>
+        <w:gridCol w:w="3048"/>
+        <w:gridCol w:w="2615"/>
+      </w:tblGrid>
+      <w:tr>
+        <w:tc>
+          <w:tcPr>
+            <w:tcW w:w="3500" w:type="dxa"/>
+            <w:tcBorders>
+              <w:bottom w:val="single" w:sz="4" w:space="0" w:color="C8C8DC"/>
+            </w:tcBorders>
+          </w:tcPr>
+          <w:p>
+            <w:pPr>
+              <w:spacing w:after="60"/>
+              <w:rPr>
+                <w:rFonts w:ascii="Raleway" w:hAnsi="Raleway"/>
+              </w:rPr>
+            </w:pPr>
+            <w:r>
+              <w:rPr>
+                <w:rFonts w:ascii="Raleway" w:hAnsi="Raleway"/>
+                <w:color w:val="2C2E82" w:themeColor="accent1"/>
+              </w:rPr>
+              <w:t>{{COMPANY_8_NAME}}, {{COMPANY_8_LOCATION}}</w:t>
+            </w:r>
+          </w:p>
+        </w:tc>
+        <w:tc>
+          <w:tcPr>
+            <w:tcW w:w="3000" w:type="dxa"/>
+            <w:tcBorders>
+              <w:bottom w:val="single" w:sz="4" w:space="0" w:color="C8C8DC"/>
+            </w:tcBorders>
+          </w:tcPr>
+          <w:p>
+            <w:pPr>
+              <w:spacing w:after="60"/>
+              <w:rPr>
+                <w:rFonts w:ascii="Raleway" w:hAnsi="Raleway"/>
+              </w:rPr>
+            </w:pPr>
+            <w:r>
+              <w:rPr>
+                <w:rFonts w:ascii="Raleway" w:hAnsi="Raleway"/>
+                <w:color w:val="2C2E82" w:themeColor="accent1"/>
+              </w:rPr>
+              <w:t>{{COMPANY_8_ROLE}}, {{COMPANY_8_FUNCTION}}</w:t>
+            </w:r>
+          </w:p>
+        </w:tc>
+        <w:tc>
+          <w:tcPr>
+            <w:tcW w:w="2526" w:type="dxa"/>
+            <w:tcBorders>
+              <w:bottom w:val="single" w:sz="4" w:space="0" w:color="C8C8DC"/>
+            </w:tcBorders>
+          </w:tcPr>
+          <w:p>
+            <w:pPr>
+              <w:spacing w:after="60"/>
+              <w:rPr>
+                <w:rFonts w:ascii="Raleway" w:hAnsi="Raleway"/>
+              </w:rPr>
+            </w:pPr>
+            <w:r>
+              <w:rPr>
+                <w:rFonts w:ascii="Raleway" w:hAnsi="Raleway"/>
+                <w:color w:val="2C2E82" w:themeColor="accent1"/>
+              </w:rPr>
+              <w:t>{{COMPANY_8_DATES}}</w:t>
+            </w:r>
+          </w:p>
+        </w:tc>
+      </w:tr>
+    </w:tbl>
+    <w:p>
+      <w:pPr>
+        <w:spacing w:after="60"/>
+        <w:rPr>
+          <w:rFonts w:ascii="Raleway" w:hAnsi="Raleway"/>
+        </w:rPr>
+      </w:pPr>
+    </w:p>
+    <w:p>
+      <w:pPr>
+        <w:pStyle w:val="ListParagraph"/>
+        <w:numPr>
+          <w:ilvl w:val="0"/>
+          <w:numId w:val="9"/>
+        </w:numPr>
+        <w:spacing w:after="40"/>
+        <w:rPr>
+          <w:rFonts w:ascii="Raleway" w:hAnsi="Raleway"/>
+        </w:rPr>
+      </w:pPr>
+      <w:r>
+        <w:rPr>
+          <w:rFonts w:ascii="Raleway" w:hAnsi="Raleway"/>
+          <w:color w:val="002060"/>
+        </w:rPr>
+        <w:t>{{COMPANY_8_BULLET_1}}</w:t>
+      </w:r>
+    </w:p>
+    <w:p>
+      <w:pPr>
+        <w:pStyle w:val="ListParagraph"/>
+        <w:numPr>
+          <w:ilvl w:val="0"/>
+          <w:numId w:val="9"/>
+        </w:numPr>
+        <w:spacing w:after="40"/>
+        <w:rPr>
+          <w:rFonts w:ascii="Raleway" w:hAnsi="Raleway"/>
+        </w:rPr>
+      </w:pPr>
+      <w:r>
+        <w:rPr>
+          <w:rFonts w:ascii="Raleway" w:hAnsi="Raleway"/>
+          <w:color w:val="002060"/>
+        </w:rPr>
+        <w:t>{{COMPANY_8_BULLET_2}}</w:t>
+      </w:r>
+    </w:p>
+    <w:p>
+      <w:pPr>
+        <w:pStyle w:val="ListParagraph"/>
+        <w:numPr>
+          <w:ilvl w:val="0"/>
+          <w:numId w:val="9"/>
+        </w:numPr>
+        <w:spacing w:after="40"/>
+        <w:rPr>
+          <w:rFonts w:ascii="Raleway" w:hAnsi="Raleway"/>
+        </w:rPr>
+      </w:pPr>
+      <w:r>
+        <w:rPr>
+          <w:rFonts w:ascii="Raleway" w:hAnsi="Raleway"/>
+          <w:color w:val="002060"/>
+        </w:rPr>
+        <w:t>{{COMPANY_8_BULLET_3}}</w:t>
+      </w:r>
+    </w:p>
+    <w:p>
+      <w:pPr>
+        <w:spacing w:after="120"/>
+        <w:rPr>
+          <w:rFonts w:ascii="Raleway" w:hAnsi="Raleway"/>
+        </w:rPr>
+      </w:pPr>
+    </w:p>
+    <w:tbl>
+      <w:tblPr>
+        <w:tblStyle w:val="TableGrid"/>
+        <w:tblW w:w="0" w:type="auto"/>
+        <w:tblBorders>
+          <w:top w:val="none" w:sz="0" w:space="0" w:color="auto"/>
+          <w:left w:val="none" w:sz="0" w:space="0" w:color="auto"/>
+          <w:right w:val="none" w:sz="0" w:space="0" w:color="auto"/>
+          <w:insideH w:val="none" w:sz="0" w:space="0" w:color="auto"/>
+          <w:insideV w:val="none" w:sz="0" w:space="0" w:color="auto"/>
+        </w:tblBorders>
+        <w:tblLook w:val="04A0" w:firstRow="1" w:lastRow="0" w:firstColumn="1" w:lastColumn="0" w:noHBand="0" w:noVBand="1"/>
+      </w:tblPr>
+      <w:tblGrid>
+        <w:gridCol w:w="3366"/>
+        <w:gridCol w:w="3046"/>
+        <w:gridCol w:w="2614"/>
+      </w:tblGrid>
+      <w:tr>
+        <w:tc>
+          <w:tcPr>
+            <w:tcW w:w="3500" w:type="dxa"/>
+            <w:tcBorders>
+              <w:bottom w:val="single" w:sz="4" w:space="0" w:color="C8C8DC"/>
+            </w:tcBorders>
+          </w:tcPr>
+          <w:p>
+            <w:pPr>
+              <w:spacing w:after="60"/>
+              <w:rPr>
+                <w:rFonts w:ascii="Raleway" w:hAnsi="Raleway"/>
+              </w:rPr>
+            </w:pPr>
+            <w:r>
+              <w:rPr>
+                <w:rFonts w:ascii="Raleway" w:hAnsi="Raleway"/>
+                <w:color w:val="2C2E82" w:themeColor="accent1"/>
+              </w:rPr>
+              <w:lastRenderedPageBreak/>
+              <w:t>{{COMPANY_9_NAME}}, {{COMPANY_9_LOCATION}}</w:t>
+            </w:r>
+          </w:p>
+        </w:tc>
+        <w:tc>
+          <w:tcPr>
+            <w:tcW w:w="3000" w:type="dxa"/>
+            <w:tcBorders>
+              <w:bottom w:val="single" w:sz="4" w:space="0" w:color="C8C8DC"/>
+            </w:tcBorders>
+          </w:tcPr>
+          <w:p>
+            <w:pPr>
+              <w:spacing w:after="60"/>
+              <w:rPr>
+                <w:rFonts w:ascii="Raleway" w:hAnsi="Raleway"/>
+              </w:rPr>
+            </w:pPr>
+            <w:r>
+              <w:rPr>
+                <w:rFonts w:ascii="Raleway" w:hAnsi="Raleway"/>
+                <w:color w:val="2C2E82" w:themeColor="accent1"/>
+              </w:rPr>
+              <w:t>{{COMPANY_9_ROLE}}, {{COMPANY_9_FUNCTION}}</w:t>
+            </w:r>
+          </w:p>
+        </w:tc>
+        <w:tc>
+          <w:tcPr>
+            <w:tcW w:w="2526" w:type="dxa"/>
+            <w:tcBorders>
+              <w:bottom w:val="single" w:sz="4" w:space="0" w:color="C8C8DC"/>
+            </w:tcBorders>
+          </w:tcPr>
+          <w:p>
+            <w:pPr>
+              <w:spacing w:after="60"/>
+              <w:rPr>
+                <w:rFonts w:ascii="Raleway" w:hAnsi="Raleway"/>
+              </w:rPr>
+            </w:pPr>
+            <w:r>
+              <w:rPr>
+                <w:rFonts w:ascii="Raleway" w:hAnsi="Raleway"/>
+                <w:color w:val="2C2E82" w:themeColor="accent1"/>
+              </w:rPr>
+              <w:t>{{COMPANY_9_DATES}}</w:t>
+            </w:r>
+          </w:p>
+        </w:tc>
+      </w:tr>
+    </w:tbl>
+    <w:p>
+      <w:pPr>
+        <w:spacing w:after="60"/>
+        <w:rPr>
+          <w:rFonts w:ascii="Raleway" w:hAnsi="Raleway"/>
+        </w:rPr>
+      </w:pPr>
+    </w:p>
+    <w:p>
+      <w:pPr>
+        <w:pStyle w:val="ListParagraph"/>
+        <w:numPr>
+          <w:ilvl w:val="0"/>
+          <w:numId w:val="9"/>
+        </w:numPr>
+        <w:spacing w:after="40"/>
+        <w:rPr>
+          <w:rFonts w:ascii="Raleway" w:hAnsi="Raleway"/>
+        </w:rPr>
+      </w:pPr>
+      <w:r>
+        <w:rPr>
+          <w:rFonts w:ascii="Raleway" w:hAnsi="Raleway"/>
+          <w:color w:val="002060"/>
+        </w:rPr>
+        <w:t>{{COMPANY_9_BULLET_1}}</w:t>
+      </w:r>
+    </w:p>
+    <w:p>
+      <w:pPr>
+        <w:pStyle w:val="ListParagraph"/>
+        <w:numPr>
+          <w:ilvl w:val="0"/>
+          <w:numId w:val="9"/>
+        </w:numPr>
+        <w:spacing w:after="40"/>
+        <w:rPr>
+          <w:rFonts w:ascii="Raleway" w:hAnsi="Raleway"/>
+        </w:rPr>
+      </w:pPr>
+      <w:r>
+        <w:rPr>
+          <w:rFonts w:ascii="Raleway" w:hAnsi="Raleway"/>
+          <w:color w:val="002060"/>
+        </w:rPr>
+        <w:t>{{COMPANY_9_BULLET_2}}</w:t>
+      </w:r>
+    </w:p>
+    <w:p>
+      <w:pPr>
+        <w:pStyle w:val="ListParagraph"/>
+        <w:numPr>
+          <w:ilvl w:val="0"/>
+          <w:numId w:val="9"/>
+        </w:numPr>
+        <w:spacing w:after="40"/>
+        <w:rPr>
+          <w:rFonts w:ascii="Raleway" w:hAnsi="Raleway"/>
+        </w:rPr>
+      </w:pPr>
+      <w:r>
+        <w:rPr>
+          <w:rFonts w:ascii="Raleway" w:hAnsi="Raleway"/>
+          <w:color w:val="002060"/>
+        </w:rPr>
+        <w:t>{{COMPANY_9_BULLET_3}}</w:t>
+      </w:r>
+    </w:p>
+    <w:p>
+      <w:pPr>
+        <w:spacing w:after="120"/>
+        <w:rPr>
+          <w:rFonts w:ascii="Raleway" w:hAnsi="Raleway"/>
+        </w:rPr>
+      </w:pPr>
+    </w:p>
+    <w:tbl>
+      <w:tblPr>
+        <w:tblStyle w:val="TableGrid"/>
+        <w:tblW w:w="0" w:type="auto"/>
+        <w:tblBorders>
+          <w:top w:val="none" w:sz="0" w:space="0" w:color="auto"/>
+          <w:left w:val="none" w:sz="0" w:space="0" w:color="auto"/>
+          <w:right w:val="none" w:sz="0" w:space="0" w:color="auto"/>
+          <w:insideH w:val="none" w:sz="0" w:space="0" w:color="auto"/>
+          <w:insideV w:val="none" w:sz="0" w:space="0" w:color="auto"/>
+        </w:tblBorders>
+        <w:tblLook w:val="04A0" w:firstRow="1" w:lastRow="0" w:firstColumn="1" w:lastColumn="0" w:noHBand="0" w:noVBand="1"/>
+      </w:tblPr>
+      <w:tblGrid>
+        <w:gridCol w:w="3167"/>
+        <w:gridCol w:w="3146"/>
+        <w:gridCol w:w="2713"/>
+      </w:tblGrid>
+      <w:tr>
+        <w:tc>
+          <w:tcPr>
+            <w:tcW w:w="3500" w:type="dxa"/>
+            <w:tcBorders>
+              <w:bottom w:val="single" w:sz="4" w:space="0" w:color="C8C8DC"/>
+            </w:tcBorders>
+          </w:tcPr>
+          <w:p>
+            <w:pPr>
+              <w:spacing w:after="60"/>
+              <w:rPr>
+                <w:rFonts w:ascii="Raleway" w:hAnsi="Raleway"/>
+              </w:rPr>
+            </w:pPr>
+            <w:r>
+              <w:rPr>
+                <w:rFonts w:ascii="Raleway" w:hAnsi="Raleway"/>
+                <w:color w:val="2C2E82" w:themeColor="accent1"/>
+              </w:rPr>
+              <w:t>{{COMPANY_10_NAME}}, {{COMPANY_10_LOCATION}}</w:t>
+            </w:r>
+          </w:p>
+        </w:tc>
+        <w:tc>
+          <w:tcPr>
+            <w:tcW w:w="3000" w:type="dxa"/>
+            <w:tcBorders>
+              <w:bottom w:val="single" w:sz="4" w:space="0" w:color="C8C8DC"/>
+            </w:tcBorders>
+          </w:tcPr>
+          <w:p>
+            <w:pPr>
+              <w:spacing w:after="60"/>
+              <w:rPr>
+                <w:rFonts w:ascii="Raleway" w:hAnsi="Raleway"/>
+              </w:rPr>
+            </w:pPr>
+            <w:r>
+              <w:rPr>
+                <w:rFonts w:ascii="Raleway" w:hAnsi="Raleway"/>
+                <w:color w:val="2C2E82" w:themeColor="accent1"/>
+              </w:rPr>
+              <w:t>{{COMPANY_10_ROLE}}, {{COMPANY_10_FUNCTION}}</w:t>
+            </w:r>
+          </w:p>
+        </w:tc>
+        <w:tc>
+          <w:tcPr>
+            <w:tcW w:w="2526" w:type="dxa"/>
+            <w:tcBorders>
+              <w:bottom w:val="single" w:sz="4" w:space="0" w:color="C8C8DC"/>
+            </w:tcBorders>
+          </w:tcPr>
+          <w:p>
+            <w:pPr>
+              <w:spacing w:after="60"/>
+              <w:rPr>
+                <w:rFonts w:ascii="Raleway" w:hAnsi="Raleway"/>
+              </w:rPr>
+            </w:pPr>
+            <w:r>
+              <w:rPr>
+                <w:rFonts w:ascii="Raleway" w:hAnsi="Raleway"/>
+                <w:color w:val="2C2E82" w:themeColor="accent1"/>
+              </w:rPr>
+              <w:t>{{COMPANY_10_DATES}}</w:t>
+            </w:r>
+          </w:p>
+        </w:tc>
+      </w:tr>
+    </w:tbl>
+    <w:p>
+      <w:pPr>
+        <w:spacing w:after="60"/>
+        <w:rPr>
+          <w:rFonts w:ascii="Raleway" w:hAnsi="Raleway"/>
+        </w:rPr>
+      </w:pPr>
+    </w:p>
+    <w:p>
+      <w:pPr>
+        <w:pStyle w:val="ListParagraph"/>
+        <w:numPr>
+          <w:ilvl w:val="0"/>
+          <w:numId w:val="9"/>
+        </w:numPr>
+        <w:spacing w:after="40"/>
+        <w:rPr>
+          <w:rFonts w:ascii="Raleway" w:hAnsi="Raleway"/>
+        </w:rPr>
+      </w:pPr>
+      <w:r>
+        <w:rPr>
+          <w:rFonts w:ascii="Raleway" w:hAnsi="Raleway"/>
+          <w:color w:val="002060"/>
+        </w:rPr>
+        <w:t>{{COMPANY_10_BULLET_1}}</w:t>
+      </w:r>
+    </w:p>
+    <w:p>
+      <w:pPr>
+        <w:pStyle w:val="ListParagraph"/>
+        <w:numPr>
+          <w:ilvl w:val="0"/>
+          <w:numId w:val="9"/>
+        </w:numPr>
+        <w:spacing w:after="40"/>
+        <w:rPr>
+          <w:rFonts w:ascii="Raleway" w:hAnsi="Raleway"/>
+        </w:rPr>
+      </w:pPr>
+      <w:r>
+        <w:rPr>
+          <w:rFonts w:ascii="Raleway" w:hAnsi="Raleway"/>
+          <w:color w:val="002060"/>
+        </w:rPr>
+        <w:t>{{COMPANY_10_BULLET_2}}</w:t>
+      </w:r>
+    </w:p>
+    <w:p>
+      <w:pPr>
+        <w:pStyle w:val="ListParagraph"/>
+        <w:numPr>
+          <w:ilvl w:val="0"/>
+          <w:numId w:val="9"/>
+        </w:numPr>
+        <w:spacing w:after="40"/>
+        <w:rPr>
+          <w:rFonts w:ascii="Raleway" w:hAnsi="Raleway"/>
+        </w:rPr>
+      </w:pPr>
+      <w:r>
+        <w:rPr>
+          <w:rFonts w:ascii="Raleway" w:hAnsi="Raleway"/>
+          <w:color w:val="002060"/>
+        </w:rPr>
+        <w:t>{{COMPANY_10_BULLET_3}}</w:t>
+      </w:r>
+    </w:p>
+    <w:p>
+      <w:pPr>
+        <w:spacing w:after="120"/>
+        <w:rPr>
+          <w:rFonts w:ascii="Raleway" w:hAnsi="Raleway"/>
+        </w:rPr>
       </w:pPr>
     </w:p>
     <w:p>
@@ -1052,7 +2495,23 @@
                 <w:sz w:val="20"/>
                 <w:szCs w:val="20"/>
               </w:rPr>
-              <w:t xml:space="preserve">This section must be completed by the consultant or associate. Do not auto-populate. Automation should ignore the scorecard. Only fields delimited with double-braces (for example, {{FIELD}}) elsewhere in this document are AI-fillable. Add X or tick </w:t>
+              <w:t>This section must be completed by the consultant</w:t>
+            </w:r>
+            <w:r>
+              <w:rPr>
+                <w:color w:val="002060"/>
+                <w:sz w:val="20"/>
+                <w:szCs w:val="20"/>
+              </w:rPr>
+              <w:t xml:space="preserve"> or associate</w:t>
+            </w:r>
+            <w:r>
+              <w:rPr>
+                <w:color w:val="002060"/>
+                <w:sz w:val="20"/>
+                <w:szCs w:val="20"/>
+              </w:rPr>
+              <w:t xml:space="preserve">. Do not auto-populate. Automation should ignore the scorecard. Only fields delimited with double-braces (for example, {{FIELD}}) elsewhere in this document are AI-fillable. Add X or tick </w:t>
             </w:r>
             <w:r>
               <w:rPr>
@@ -1407,7 +2866,6 @@
                   <w14:uncheckedState w14:val="2610" w14:font="Segoe UI Symbol"/>
                 </w14:checkbox>
               </w:sdtPr>
-              <w:sdtEndPr/>
               <w:sdtContent>
                 <w:r>
                   <w:rPr>
@@ -1452,7 +2910,6 @@
                   <w14:uncheckedState w14:val="2610" w14:font="Segoe UI Symbol"/>
                 </w14:checkbox>
               </w:sdtPr>
-              <w:sdtEndPr/>
               <w:sdtContent>
                 <w:r>
                   <w:rPr>
@@ -1497,7 +2954,6 @@
                   <w14:uncheckedState w14:val="2610" w14:font="Segoe UI Symbol"/>
                 </w14:checkbox>
               </w:sdtPr>
-              <w:sdtEndPr/>
               <w:sdtContent>
                 <w:r>
                   <w:rPr>
@@ -1542,7 +2998,6 @@
                   <w14:uncheckedState w14:val="2610" w14:font="Segoe UI Symbol"/>
                 </w14:checkbox>
               </w:sdtPr>
-              <w:sdtEndPr/>
               <w:sdtContent>
                 <w:r>
                   <w:rPr>
@@ -1587,7 +3042,6 @@
                   <w14:uncheckedState w14:val="2610" w14:font="Segoe UI Symbol"/>
                 </w14:checkbox>
               </w:sdtPr>
-              <w:sdtEndPr/>
               <w:sdtContent>
                 <w:r>
                   <w:rPr>
@@ -1661,7 +3115,6 @@
                   <w14:uncheckedState w14:val="2610" w14:font="Segoe UI Symbol"/>
                 </w14:checkbox>
               </w:sdtPr>
-              <w:sdtEndPr/>
               <w:sdtContent>
                 <w:r>
                   <w:rPr>
@@ -1706,7 +3159,6 @@
                   <w14:uncheckedState w14:val="2610" w14:font="Segoe UI Symbol"/>
                 </w14:checkbox>
               </w:sdtPr>
-              <w:sdtEndPr/>
               <w:sdtContent>
                 <w:r>
                   <w:rPr>
@@ -1751,7 +3203,6 @@
                   <w14:uncheckedState w14:val="2610" w14:font="Segoe UI Symbol"/>
                 </w14:checkbox>
               </w:sdtPr>
-              <w:sdtEndPr/>
               <w:sdtContent>
                 <w:r>
                   <w:rPr>
@@ -1796,7 +3247,6 @@
                   <w14:uncheckedState w14:val="2610" w14:font="Segoe UI Symbol"/>
                 </w14:checkbox>
               </w:sdtPr>
-              <w:sdtEndPr/>
               <w:sdtContent>
                 <w:r>
                   <w:rPr>
@@ -1841,7 +3291,6 @@
                   <w14:uncheckedState w14:val="2610" w14:font="Segoe UI Symbol"/>
                 </w14:checkbox>
               </w:sdtPr>
-              <w:sdtEndPr/>
               <w:sdtContent>
                 <w:r>
                   <w:rPr>
@@ -1915,7 +3364,6 @@
                   <w14:uncheckedState w14:val="2610" w14:font="Segoe UI Symbol"/>
                 </w14:checkbox>
               </w:sdtPr>
-              <w:sdtEndPr/>
               <w:sdtContent>
                 <w:r>
                   <w:rPr>
@@ -1960,7 +3408,6 @@
                   <w14:uncheckedState w14:val="2610" w14:font="Segoe UI Symbol"/>
                 </w14:checkbox>
               </w:sdtPr>
-              <w:sdtEndPr/>
               <w:sdtContent>
                 <w:r>
                   <w:rPr>
@@ -2005,7 +3452,6 @@
                   <w14:uncheckedState w14:val="2610" w14:font="Segoe UI Symbol"/>
                 </w14:checkbox>
               </w:sdtPr>
-              <w:sdtEndPr/>
               <w:sdtContent>
                 <w:r>
                   <w:rPr>
@@ -2050,7 +3496,6 @@
                   <w14:uncheckedState w14:val="2610" w14:font="Segoe UI Symbol"/>
                 </w14:checkbox>
               </w:sdtPr>
-              <w:sdtEndPr/>
               <w:sdtContent>
                 <w:r>
                   <w:rPr>
@@ -2095,7 +3540,6 @@
                   <w14:uncheckedState w14:val="2610" w14:font="Segoe UI Symbol"/>
                 </w14:checkbox>
               </w:sdtPr>
-              <w:sdtEndPr/>
               <w:sdtContent>
                 <w:r>
                   <w:rPr>
@@ -2169,7 +3613,6 @@
                   <w14:uncheckedState w14:val="2610" w14:font="Segoe UI Symbol"/>
                 </w14:checkbox>
               </w:sdtPr>
-              <w:sdtEndPr/>
               <w:sdtContent>
                 <w:r>
                   <w:rPr>
@@ -2214,7 +3657,6 @@
                   <w14:uncheckedState w14:val="2610" w14:font="Segoe UI Symbol"/>
                 </w14:checkbox>
               </w:sdtPr>
-              <w:sdtEndPr/>
               <w:sdtContent>
                 <w:r>
                   <w:rPr>
@@ -2259,7 +3701,6 @@
                   <w14:uncheckedState w14:val="2610" w14:font="Segoe UI Symbol"/>
                 </w14:checkbox>
               </w:sdtPr>
-              <w:sdtEndPr/>
               <w:sdtContent>
                 <w:r>
                   <w:rPr>
@@ -2304,7 +3745,6 @@
                   <w14:uncheckedState w14:val="2610" w14:font="Segoe UI Symbol"/>
                 </w14:checkbox>
               </w:sdtPr>
-              <w:sdtEndPr/>
               <w:sdtContent>
                 <w:r>
                   <w:rPr>
@@ -2349,7 +3789,6 @@
                   <w14:uncheckedState w14:val="2610" w14:font="Segoe UI Symbol"/>
                 </w14:checkbox>
               </w:sdtPr>
-              <w:sdtEndPr/>
               <w:sdtContent>
                 <w:r>
                   <w:rPr>
@@ -2423,7 +3862,6 @@
                   <w14:uncheckedState w14:val="2610" w14:font="Segoe UI Symbol"/>
                 </w14:checkbox>
               </w:sdtPr>
-              <w:sdtEndPr/>
               <w:sdtContent>
                 <w:r>
                   <w:rPr>
@@ -2468,7 +3906,6 @@
                   <w14:uncheckedState w14:val="2610" w14:font="Segoe UI Symbol"/>
                 </w14:checkbox>
               </w:sdtPr>
-              <w:sdtEndPr/>
               <w:sdtContent>
                 <w:r>
                   <w:rPr>
@@ -2513,7 +3950,6 @@
                   <w14:uncheckedState w14:val="2610" w14:font="Segoe UI Symbol"/>
                 </w14:checkbox>
               </w:sdtPr>
-              <w:sdtEndPr/>
               <w:sdtContent>
                 <w:r>
                   <w:rPr>
@@ -2558,7 +3994,6 @@
                   <w14:uncheckedState w14:val="2610" w14:font="Segoe UI Symbol"/>
                 </w14:checkbox>
               </w:sdtPr>
-              <w:sdtEndPr/>
               <w:sdtContent>
                 <w:r>
                   <w:rPr>
@@ -2603,7 +4038,6 @@
                   <w14:uncheckedState w14:val="2610" w14:font="Segoe UI Symbol"/>
                 </w14:checkbox>
               </w:sdtPr>
-              <w:sdtEndPr/>
               <w:sdtContent>
                 <w:r>
                   <w:rPr>
@@ -2668,7 +4102,7 @@
       <w:headerReference w:type="default" r:id="rId11"/>
       <w:footerReference w:type="default" r:id="rId12"/>
       <w:pgSz w:w="11906" w:h="16838"/>
-      <w:pgMar w:top="2410" w:right="1440" w:bottom="2269" w:left="1440" w:header="708" w:footer="708" w:gutter="0"/>
+      <w:pgMar w:top="2410" w:right="1440" w:bottom="2269" w:left="1440" w:header="708" w:footer="0" w:gutter="0"/>
       <w:cols w:space="708"/>
       <w:docGrid w:linePitch="360"/>
     </w:sectPr>
@@ -3053,7 +4487,7 @@
         <v:path o:extrusionok="f" gradientshapeok="t" o:connecttype="rect"/>
         <o:lock v:ext="edit" aspectratio="t"/>
       </v:shapetype>
-      <v:shape id="_x0000_i1025" type="#_x0000_t75" style="width:16.5pt;height:17.5pt" o:bullet="t">
+      <v:shape id="_x0000_i1025" type="#_x0000_t75" style="width:16.5pt;height:17.25pt" o:bullet="t">
         <v:imagedata r:id="rId1" o:title="Sheffield Haworth-2"/>
       </v:shape>
     </w:pict>
@@ -5084,30 +6518,6 @@
 </file>
 
 <file path=customXml/item1.xml><?xml version="1.0" encoding="utf-8"?>
-<p:properties xmlns:p="http://schemas.microsoft.com/office/2006/metadata/properties" xmlns:xsi="http://www.w3.org/2001/XMLSchema-instance" xmlns:pc="http://schemas.microsoft.com/office/infopath/2007/PartnerControls">
-  <documentManagement>
-    <lcf76f155ced4ddcb4097134ff3c332f xmlns="e2e6fd63-fb78-4283-80b6-af0c2971b6f0">
-      <Terms xmlns="http://schemas.microsoft.com/office/infopath/2007/PartnerControls"/>
-    </lcf76f155ced4ddcb4097134ff3c332f>
-    <TaxCatchAll xmlns="9e6ef756-01e8-4a5a-b54f-55becc5fec7b" xsi:nil="true"/>
-  </documentManagement>
-</p:properties>
-</file>
-
-<file path=customXml/item2.xml><?xml version="1.0" encoding="utf-8"?>
-<b:Sources xmlns:b="http://schemas.openxmlformats.org/officeDocument/2006/bibliography" xmlns="http://schemas.openxmlformats.org/officeDocument/2006/bibliography" SelectedStyle="\APASixthEditionOfficeOnline.xsl" StyleName="APA" Version="6"/>
-</file>
-
-<file path=customXml/item3.xml><?xml version="1.0" encoding="utf-8"?>
-<?mso-contentType ?>
-<FormTemplates xmlns="http://schemas.microsoft.com/sharepoint/v3/contenttype/forms">
-  <Display>DocumentLibraryForm</Display>
-  <Edit>DocumentLibraryForm</Edit>
-  <New>DocumentLibraryForm</New>
-</FormTemplates>
-</file>
-
-<file path=customXml/item4.xml><?xml version="1.0" encoding="utf-8"?>
 <ct:contentTypeSchema xmlns:ct="http://schemas.microsoft.com/office/2006/metadata/contentType" xmlns:ma="http://schemas.microsoft.com/office/2006/metadata/properties/metaAttributes" ct:_="" ma:_="" ma:contentTypeName="Document" ma:contentTypeID="0x010100401566626A9B3B43A5C7A7F0C4DDD908" ma:contentTypeVersion="14" ma:contentTypeDescription="Create a new document." ma:contentTypeScope="" ma:versionID="a84d236b5570aac52b026ba2e067424f">
   <xsd:schema xmlns:xsd="http://www.w3.org/2001/XMLSchema" xmlns:xs="http://www.w3.org/2001/XMLSchema" xmlns:p="http://schemas.microsoft.com/office/2006/metadata/properties" xmlns:ns2="e2e6fd63-fb78-4283-80b6-af0c2971b6f0" xmlns:ns3="9e6ef756-01e8-4a5a-b54f-55becc5fec7b" targetNamespace="http://schemas.microsoft.com/office/2006/metadata/properties" ma:root="true" ma:fieldsID="4b51a685c913362a95f359eb2dbb25f7" ns2:_="" ns3:_="">
     <xsd:import namespace="e2e6fd63-fb78-4283-80b6-af0c2971b6f0"/>
@@ -5336,34 +6746,31 @@
 </ct:contentTypeSchema>
 </file>
 
-<file path=customXml/itemProps1.xml><?xml version="1.0" encoding="utf-8"?>
-<ds:datastoreItem xmlns:ds="http://schemas.openxmlformats.org/officeDocument/2006/customXml" ds:itemID="{4DE444B9-96E8-4FE5-B9CB-90F1E3B1AE36}">
-  <ds:schemaRefs>
-    <ds:schemaRef ds:uri="http://schemas.microsoft.com/office/2006/metadata/properties"/>
-    <ds:schemaRef ds:uri="http://schemas.microsoft.com/office/infopath/2007/PartnerControls"/>
-    <ds:schemaRef ds:uri="e2e6fd63-fb78-4283-80b6-af0c2971b6f0"/>
-    <ds:schemaRef ds:uri="9e6ef756-01e8-4a5a-b54f-55becc5fec7b"/>
-  </ds:schemaRefs>
-</ds:datastoreItem>
+<file path=customXml/item2.xml><?xml version="1.0" encoding="utf-8"?>
+<?mso-contentType ?>
+<FormTemplates xmlns="http://schemas.microsoft.com/sharepoint/v3/contenttype/forms">
+  <Display>DocumentLibraryForm</Display>
+  <Edit>DocumentLibraryForm</Edit>
+  <New>DocumentLibraryForm</New>
+</FormTemplates>
 </file>
 
-<file path=customXml/itemProps2.xml><?xml version="1.0" encoding="utf-8"?>
-<ds:datastoreItem xmlns:ds="http://schemas.openxmlformats.org/officeDocument/2006/customXml" ds:itemID="{131CD77B-2AA1-44B9-9DDF-E5F6D0569CCC}">
-  <ds:schemaRefs>
-    <ds:schemaRef ds:uri="http://schemas.openxmlformats.org/officeDocument/2006/bibliography"/>
-  </ds:schemaRefs>
-</ds:datastoreItem>
+<file path=customXml/item3.xml><?xml version="1.0" encoding="utf-8"?>
+<b:Sources xmlns:b="http://schemas.openxmlformats.org/officeDocument/2006/bibliography" xmlns="http://schemas.openxmlformats.org/officeDocument/2006/bibliography" SelectedStyle="\APASixthEditionOfficeOnline.xsl" StyleName="APA" Version="6"/>
 </file>
 
-<file path=customXml/itemProps3.xml><?xml version="1.0" encoding="utf-8"?>
-<ds:datastoreItem xmlns:ds="http://schemas.openxmlformats.org/officeDocument/2006/customXml" ds:itemID="{C677762F-4306-4D99-BDCC-E627A5986BB1}">
-  <ds:schemaRefs>
-    <ds:schemaRef ds:uri="http://schemas.microsoft.com/sharepoint/v3/contenttype/forms"/>
-  </ds:schemaRefs>
-</ds:datastoreItem>
+<file path=customXml/item4.xml><?xml version="1.0" encoding="utf-8"?>
+<p:properties xmlns:p="http://schemas.microsoft.com/office/2006/metadata/properties" xmlns:xsi="http://www.w3.org/2001/XMLSchema-instance" xmlns:pc="http://schemas.microsoft.com/office/infopath/2007/PartnerControls">
+  <documentManagement>
+    <lcf76f155ced4ddcb4097134ff3c332f xmlns="e2e6fd63-fb78-4283-80b6-af0c2971b6f0">
+      <Terms xmlns="http://schemas.microsoft.com/office/infopath/2007/PartnerControls"/>
+    </lcf76f155ced4ddcb4097134ff3c332f>
+    <TaxCatchAll xmlns="9e6ef756-01e8-4a5a-b54f-55becc5fec7b" xsi:nil="true"/>
+  </documentManagement>
+</p:properties>
 </file>
 
-<file path=customXml/itemProps4.xml><?xml version="1.0" encoding="utf-8"?>
+<file path=customXml/itemProps1.xml><?xml version="1.0" encoding="utf-8"?>
 <ds:datastoreItem xmlns:ds="http://schemas.openxmlformats.org/officeDocument/2006/customXml" ds:itemID="{8091BE92-EFDC-4457-B334-0182E0A484DB}">
   <ds:schemaRefs>
     <ds:schemaRef ds:uri="http://schemas.microsoft.com/office/2006/metadata/contentType"/>
@@ -5380,4 +6787,31 @@
     <ds:schemaRef ds:uri="http://schemas.microsoft.com/internal/obd"/>
   </ds:schemaRefs>
 </ds:datastoreItem>
+</file>
+
+<file path=customXml/itemProps2.xml><?xml version="1.0" encoding="utf-8"?>
+<ds:datastoreItem xmlns:ds="http://schemas.openxmlformats.org/officeDocument/2006/customXml" ds:itemID="{C677762F-4306-4D99-BDCC-E627A5986BB1}">
+  <ds:schemaRefs>
+    <ds:schemaRef ds:uri="http://schemas.microsoft.com/sharepoint/v3/contenttype/forms"/>
+  </ds:schemaRefs>
+</ds:datastoreItem>
+</file>
+
+<file path=customXml/itemProps3.xml><?xml version="1.0" encoding="utf-8"?>
+<ds:datastoreItem xmlns:ds="http://schemas.openxmlformats.org/officeDocument/2006/customXml" ds:itemID="{131CD77B-2AA1-44B9-9DDF-E5F6D0569CCC}">
+  <ds:schemaRefs>
+    <ds:schemaRef ds:uri="http://schemas.openxmlformats.org/officeDocument/2006/bibliography"/>
+  </ds:schemaRefs>
+</ds:datastoreItem>
+</file>
+
+<file path=customXml/itemProps4.xml><?xml version="1.0" encoding="utf-8"?>
+<ds:datastoreItem xmlns:ds="http://schemas.openxmlformats.org/officeDocument/2006/customXml" ds:itemID="{4DE444B9-96E8-4FE5-B9CB-90F1E3B1AE36}">
+  <ds:schemaRefs>
+    <ds:schemaRef ds:uri="http://schemas.microsoft.com/office/2006/metadata/properties"/>
+    <ds:schemaRef ds:uri="http://schemas.microsoft.com/office/infopath/2007/PartnerControls"/>
+    <ds:schemaRef ds:uri="e2e6fd63-fb78-4283-80b6-af0c2971b6f0"/>
+    <ds:schemaRef ds:uri="9e6ef756-01e8-4a5a-b54f-55becc5fec7b"/>
+  </ds:schemaRefs>
+</ds:datastoreItem>
 </file>
--- a/templates/Global_Candidate_Profile_With_Scorecard_New.docx
+++ b/templates/Global_Candidate_Profile_With_Scorecard_New.docx
@@ -750,1169 +750,6 @@
     <w:p>
       <w:pPr>
         <w:spacing w:after="120"/>
-      </w:pPr>
-    </w:p>
-    <w:tbl>
-      <w:tblPr>
-        <w:tblStyle w:val="TableGrid"/>
-        <w:tblW w:w="0" w:type="auto"/>
-        <w:tblBorders>
-          <w:top w:val="none" w:sz="0" w:space="0" w:color="auto"/>
-          <w:left w:val="none" w:sz="0" w:space="0" w:color="auto"/>
-          <w:right w:val="none" w:sz="0" w:space="0" w:color="auto"/>
-          <w:insideH w:val="none" w:sz="0" w:space="0" w:color="auto"/>
-          <w:insideV w:val="none" w:sz="0" w:space="0" w:color="auto"/>
-        </w:tblBorders>
-        <w:tblLook w:val="04A0" w:firstRow="1" w:lastRow="0" w:firstColumn="1" w:lastColumn="0" w:noHBand="0" w:noVBand="1"/>
-      </w:tblPr>
-      <w:tblGrid>
-        <w:gridCol w:w="3384"/>
-        <w:gridCol w:w="3037"/>
-        <w:gridCol w:w="2605"/>
-      </w:tblGrid>
-      <w:tr>
-        <w:tc>
-          <w:tcPr>
-            <w:tcW w:w="3500" w:type="dxa"/>
-            <w:tcBorders>
-              <w:bottom w:val="single" w:sz="4" w:space="0" w:color="C8C8DC"/>
-            </w:tcBorders>
-          </w:tcPr>
-          <w:p>
-            <w:pPr>
-              <w:spacing w:after="60"/>
-              <w:rPr>
-                <w:rFonts w:ascii="Raleway" w:hAnsi="Raleway"/>
-              </w:rPr>
-            </w:pPr>
-            <w:r>
-              <w:rPr>
-                <w:rFonts w:ascii="Raleway" w:hAnsi="Raleway"/>
-                <w:color w:val="2C2E82" w:themeColor="accent1"/>
-              </w:rPr>
-              <w:t>{{COMPANY_4_NAME}}, {{COMPANY_4_LOCATION}}</w:t>
-            </w:r>
-          </w:p>
-        </w:tc>
-        <w:tc>
-          <w:tcPr>
-            <w:tcW w:w="3000" w:type="dxa"/>
-            <w:tcBorders>
-              <w:bottom w:val="single" w:sz="4" w:space="0" w:color="C8C8DC"/>
-            </w:tcBorders>
-          </w:tcPr>
-          <w:p>
-            <w:pPr>
-              <w:spacing w:after="60"/>
-              <w:rPr>
-                <w:rFonts w:ascii="Raleway" w:hAnsi="Raleway"/>
-              </w:rPr>
-            </w:pPr>
-            <w:r>
-              <w:rPr>
-                <w:rFonts w:ascii="Raleway" w:hAnsi="Raleway"/>
-                <w:color w:val="2C2E82" w:themeColor="accent1"/>
-              </w:rPr>
-              <w:t>{{COMPANY_4_ROLE}}, {{COMPANY_4_FUNCTION}}</w:t>
-            </w:r>
-          </w:p>
-        </w:tc>
-        <w:tc>
-          <w:tcPr>
-            <w:tcW w:w="2526" w:type="dxa"/>
-            <w:tcBorders>
-              <w:bottom w:val="single" w:sz="4" w:space="0" w:color="C8C8DC"/>
-            </w:tcBorders>
-          </w:tcPr>
-          <w:p>
-            <w:pPr>
-              <w:spacing w:after="60"/>
-              <w:rPr>
-                <w:rFonts w:ascii="Raleway" w:hAnsi="Raleway"/>
-              </w:rPr>
-            </w:pPr>
-            <w:r>
-              <w:rPr>
-                <w:rFonts w:ascii="Raleway" w:hAnsi="Raleway"/>
-                <w:color w:val="2C2E82" w:themeColor="accent1"/>
-              </w:rPr>
-              <w:t>{{COMPANY_4_DATES}}</w:t>
-            </w:r>
-          </w:p>
-        </w:tc>
-      </w:tr>
-    </w:tbl>
-    <w:p>
-      <w:pPr>
-        <w:spacing w:after="60"/>
-        <w:rPr>
-          <w:rFonts w:ascii="Raleway" w:hAnsi="Raleway"/>
-        </w:rPr>
-      </w:pPr>
-    </w:p>
-    <w:p>
-      <w:pPr>
-        <w:pStyle w:val="ListParagraph"/>
-        <w:numPr>
-          <w:ilvl w:val="0"/>
-          <w:numId w:val="9"/>
-        </w:numPr>
-        <w:spacing w:after="40"/>
-        <w:rPr>
-          <w:rFonts w:ascii="Raleway" w:hAnsi="Raleway"/>
-        </w:rPr>
-      </w:pPr>
-      <w:r>
-        <w:rPr>
-          <w:rFonts w:ascii="Raleway" w:hAnsi="Raleway"/>
-          <w:color w:val="002060"/>
-        </w:rPr>
-        <w:t>{{COMPANY_4_BULLET_1}}</w:t>
-      </w:r>
-    </w:p>
-    <w:p>
-      <w:pPr>
-        <w:pStyle w:val="ListParagraph"/>
-        <w:numPr>
-          <w:ilvl w:val="0"/>
-          <w:numId w:val="9"/>
-        </w:numPr>
-        <w:spacing w:after="40"/>
-        <w:rPr>
-          <w:rFonts w:ascii="Raleway" w:hAnsi="Raleway"/>
-        </w:rPr>
-      </w:pPr>
-      <w:r>
-        <w:rPr>
-          <w:rFonts w:ascii="Raleway" w:hAnsi="Raleway"/>
-          <w:color w:val="002060"/>
-        </w:rPr>
-        <w:t>{{COMPANY_4_BULLET_2}}</w:t>
-      </w:r>
-    </w:p>
-    <w:p>
-      <w:pPr>
-        <w:pStyle w:val="ListParagraph"/>
-        <w:numPr>
-          <w:ilvl w:val="0"/>
-          <w:numId w:val="9"/>
-        </w:numPr>
-        <w:spacing w:after="40"/>
-        <w:rPr>
-          <w:rFonts w:ascii="Raleway" w:hAnsi="Raleway"/>
-        </w:rPr>
-      </w:pPr>
-      <w:r>
-        <w:rPr>
-          <w:rFonts w:ascii="Raleway" w:hAnsi="Raleway"/>
-          <w:color w:val="002060"/>
-        </w:rPr>
-        <w:t>{{COMPANY_4_BULLET_3}}</w:t>
-      </w:r>
-    </w:p>
-    <w:p>
-      <w:pPr>
-        <w:spacing w:after="120"/>
-        <w:rPr>
-          <w:rFonts w:ascii="Raleway" w:hAnsi="Raleway"/>
-        </w:rPr>
-      </w:pPr>
-    </w:p>
-    <w:tbl>
-      <w:tblPr>
-        <w:tblStyle w:val="TableGrid"/>
-        <w:tblW w:w="0" w:type="auto"/>
-        <w:tblBorders>
-          <w:top w:val="none" w:sz="0" w:space="0" w:color="auto"/>
-          <w:left w:val="none" w:sz="0" w:space="0" w:color="auto"/>
-          <w:right w:val="none" w:sz="0" w:space="0" w:color="auto"/>
-          <w:insideH w:val="none" w:sz="0" w:space="0" w:color="auto"/>
-          <w:insideV w:val="none" w:sz="0" w:space="0" w:color="auto"/>
-        </w:tblBorders>
-        <w:tblLook w:val="04A0" w:firstRow="1" w:lastRow="0" w:firstColumn="1" w:lastColumn="0" w:noHBand="0" w:noVBand="1"/>
-      </w:tblPr>
-      <w:tblGrid>
-        <w:gridCol w:w="3384"/>
-        <w:gridCol w:w="3037"/>
-        <w:gridCol w:w="2605"/>
-      </w:tblGrid>
-      <w:tr>
-        <w:tc>
-          <w:tcPr>
-            <w:tcW w:w="3500" w:type="dxa"/>
-            <w:tcBorders>
-              <w:bottom w:val="single" w:sz="4" w:space="0" w:color="C8C8DC"/>
-            </w:tcBorders>
-          </w:tcPr>
-          <w:p>
-            <w:pPr>
-              <w:spacing w:after="60"/>
-              <w:rPr>
-                <w:rFonts w:ascii="Raleway" w:hAnsi="Raleway"/>
-              </w:rPr>
-            </w:pPr>
-            <w:r>
-              <w:rPr>
-                <w:rFonts w:ascii="Raleway" w:hAnsi="Raleway"/>
-                <w:color w:val="2C2E82" w:themeColor="accent1"/>
-              </w:rPr>
-              <w:t>{{COMPANY_5_NAME}}, {{COMPANY_5_LOCATION}}</w:t>
-            </w:r>
-          </w:p>
-        </w:tc>
-        <w:tc>
-          <w:tcPr>
-            <w:tcW w:w="3000" w:type="dxa"/>
-            <w:tcBorders>
-              <w:bottom w:val="single" w:sz="4" w:space="0" w:color="C8C8DC"/>
-            </w:tcBorders>
-          </w:tcPr>
-          <w:p>
-            <w:pPr>
-              <w:spacing w:after="60"/>
-              <w:rPr>
-                <w:rFonts w:ascii="Raleway" w:hAnsi="Raleway"/>
-              </w:rPr>
-            </w:pPr>
-            <w:r>
-              <w:rPr>
-                <w:rFonts w:ascii="Raleway" w:hAnsi="Raleway"/>
-                <w:color w:val="2C2E82" w:themeColor="accent1"/>
-              </w:rPr>
-              <w:t>{{COMPANY_5_ROLE}}, {{COMPANY_5_FUNCTION}}</w:t>
-            </w:r>
-          </w:p>
-        </w:tc>
-        <w:tc>
-          <w:tcPr>
-            <w:tcW w:w="2526" w:type="dxa"/>
-            <w:tcBorders>
-              <w:bottom w:val="single" w:sz="4" w:space="0" w:color="C8C8DC"/>
-            </w:tcBorders>
-          </w:tcPr>
-          <w:p>
-            <w:pPr>
-              <w:spacing w:after="60"/>
-              <w:rPr>
-                <w:rFonts w:ascii="Raleway" w:hAnsi="Raleway"/>
-              </w:rPr>
-            </w:pPr>
-            <w:r>
-              <w:rPr>
-                <w:rFonts w:ascii="Raleway" w:hAnsi="Raleway"/>
-                <w:color w:val="2C2E82" w:themeColor="accent1"/>
-              </w:rPr>
-              <w:t>{{COMPANY_5_DATES}}</w:t>
-            </w:r>
-          </w:p>
-        </w:tc>
-      </w:tr>
-    </w:tbl>
-    <w:p>
-      <w:pPr>
-        <w:spacing w:after="60"/>
-        <w:rPr>
-          <w:rFonts w:ascii="Raleway" w:hAnsi="Raleway"/>
-        </w:rPr>
-      </w:pPr>
-    </w:p>
-    <w:p>
-      <w:pPr>
-        <w:pStyle w:val="ListParagraph"/>
-        <w:numPr>
-          <w:ilvl w:val="0"/>
-          <w:numId w:val="9"/>
-        </w:numPr>
-        <w:spacing w:after="40"/>
-        <w:rPr>
-          <w:rFonts w:ascii="Raleway" w:hAnsi="Raleway"/>
-        </w:rPr>
-      </w:pPr>
-      <w:r>
-        <w:rPr>
-          <w:rFonts w:ascii="Raleway" w:hAnsi="Raleway"/>
-          <w:color w:val="002060"/>
-        </w:rPr>
-        <w:t>{{COMPANY_5_BULLET_1}}</w:t>
-      </w:r>
-    </w:p>
-    <w:p>
-      <w:pPr>
-        <w:pStyle w:val="ListParagraph"/>
-        <w:numPr>
-          <w:ilvl w:val="0"/>
-          <w:numId w:val="9"/>
-        </w:numPr>
-        <w:spacing w:after="40"/>
-        <w:rPr>
-          <w:rFonts w:ascii="Raleway" w:hAnsi="Raleway"/>
-        </w:rPr>
-      </w:pPr>
-      <w:r>
-        <w:rPr>
-          <w:rFonts w:ascii="Raleway" w:hAnsi="Raleway"/>
-          <w:color w:val="002060"/>
-        </w:rPr>
-        <w:t>{{COMPANY_5_BULLET_2}}</w:t>
-      </w:r>
-    </w:p>
-    <w:p>
-      <w:pPr>
-        <w:pStyle w:val="ListParagraph"/>
-        <w:numPr>
-          <w:ilvl w:val="0"/>
-          <w:numId w:val="9"/>
-        </w:numPr>
-        <w:spacing w:after="40"/>
-        <w:rPr>
-          <w:rFonts w:ascii="Raleway" w:hAnsi="Raleway"/>
-        </w:rPr>
-      </w:pPr>
-      <w:r>
-        <w:rPr>
-          <w:rFonts w:ascii="Raleway" w:hAnsi="Raleway"/>
-          <w:color w:val="002060"/>
-        </w:rPr>
-        <w:t>{{COMPANY_5_BULLET_3}}</w:t>
-      </w:r>
-    </w:p>
-    <w:p>
-      <w:pPr>
-        <w:spacing w:after="120"/>
-        <w:rPr>
-          <w:rFonts w:ascii="Raleway" w:hAnsi="Raleway"/>
-        </w:rPr>
-      </w:pPr>
-    </w:p>
-    <w:tbl>
-      <w:tblPr>
-        <w:tblStyle w:val="TableGrid"/>
-        <w:tblW w:w="0" w:type="auto"/>
-        <w:tblBorders>
-          <w:top w:val="none" w:sz="0" w:space="0" w:color="auto"/>
-          <w:left w:val="none" w:sz="0" w:space="0" w:color="auto"/>
-          <w:right w:val="none" w:sz="0" w:space="0" w:color="auto"/>
-          <w:insideH w:val="none" w:sz="0" w:space="0" w:color="auto"/>
-          <w:insideV w:val="none" w:sz="0" w:space="0" w:color="auto"/>
-        </w:tblBorders>
-        <w:tblLook w:val="04A0" w:firstRow="1" w:lastRow="0" w:firstColumn="1" w:lastColumn="0" w:noHBand="0" w:noVBand="1"/>
-      </w:tblPr>
-      <w:tblGrid>
-        <w:gridCol w:w="3359"/>
-        <w:gridCol w:w="3050"/>
-        <w:gridCol w:w="2617"/>
-      </w:tblGrid>
-      <w:tr>
-        <w:tc>
-          <w:tcPr>
-            <w:tcW w:w="3500" w:type="dxa"/>
-            <w:tcBorders>
-              <w:bottom w:val="single" w:sz="4" w:space="0" w:color="C8C8DC"/>
-            </w:tcBorders>
-          </w:tcPr>
-          <w:p>
-            <w:pPr>
-              <w:spacing w:after="60"/>
-              <w:rPr>
-                <w:rFonts w:ascii="Raleway" w:hAnsi="Raleway"/>
-              </w:rPr>
-            </w:pPr>
-            <w:r>
-              <w:rPr>
-                <w:rFonts w:ascii="Raleway" w:hAnsi="Raleway"/>
-                <w:color w:val="2C2E82" w:themeColor="accent1"/>
-              </w:rPr>
-              <w:t>{{COMPANY_6_NAME}}, {{COMPANY_6_LOCATION}}</w:t>
-            </w:r>
-          </w:p>
-        </w:tc>
-        <w:tc>
-          <w:tcPr>
-            <w:tcW w:w="3000" w:type="dxa"/>
-            <w:tcBorders>
-              <w:bottom w:val="single" w:sz="4" w:space="0" w:color="C8C8DC"/>
-            </w:tcBorders>
-          </w:tcPr>
-          <w:p>
-            <w:pPr>
-              <w:spacing w:after="60"/>
-              <w:rPr>
-                <w:rFonts w:ascii="Raleway" w:hAnsi="Raleway"/>
-              </w:rPr>
-            </w:pPr>
-            <w:r>
-              <w:rPr>
-                <w:rFonts w:ascii="Raleway" w:hAnsi="Raleway"/>
-                <w:color w:val="2C2E82" w:themeColor="accent1"/>
-              </w:rPr>
-              <w:t>{{COMPANY_6_ROLE}}, {{COMPANY_6_FUNCTION}}</w:t>
-            </w:r>
-          </w:p>
-        </w:tc>
-        <w:tc>
-          <w:tcPr>
-            <w:tcW w:w="2526" w:type="dxa"/>
-            <w:tcBorders>
-              <w:bottom w:val="single" w:sz="4" w:space="0" w:color="C8C8DC"/>
-            </w:tcBorders>
-          </w:tcPr>
-          <w:p>
-            <w:pPr>
-              <w:spacing w:after="60"/>
-              <w:rPr>
-                <w:rFonts w:ascii="Raleway" w:hAnsi="Raleway"/>
-              </w:rPr>
-            </w:pPr>
-            <w:r>
-              <w:rPr>
-                <w:rFonts w:ascii="Raleway" w:hAnsi="Raleway"/>
-                <w:color w:val="2C2E82" w:themeColor="accent1"/>
-              </w:rPr>
-              <w:t>{{COMPANY_6_DATES}}</w:t>
-            </w:r>
-          </w:p>
-        </w:tc>
-      </w:tr>
-    </w:tbl>
-    <w:p>
-      <w:pPr>
-        <w:spacing w:after="60"/>
-        <w:rPr>
-          <w:rFonts w:ascii="Raleway" w:hAnsi="Raleway"/>
-        </w:rPr>
-      </w:pPr>
-    </w:p>
-    <w:p>
-      <w:pPr>
-        <w:pStyle w:val="ListParagraph"/>
-        <w:numPr>
-          <w:ilvl w:val="0"/>
-          <w:numId w:val="9"/>
-        </w:numPr>
-        <w:spacing w:after="40"/>
-        <w:rPr>
-          <w:rFonts w:ascii="Raleway" w:hAnsi="Raleway"/>
-        </w:rPr>
-      </w:pPr>
-      <w:r>
-        <w:rPr>
-          <w:rFonts w:ascii="Raleway" w:hAnsi="Raleway"/>
-          <w:color w:val="002060"/>
-        </w:rPr>
-        <w:t>{{COMPANY_6_BULLET_1}}</w:t>
-      </w:r>
-    </w:p>
-    <w:p>
-      <w:pPr>
-        <w:pStyle w:val="ListParagraph"/>
-        <w:numPr>
-          <w:ilvl w:val="0"/>
-          <w:numId w:val="9"/>
-        </w:numPr>
-        <w:spacing w:after="40"/>
-        <w:rPr>
-          <w:rFonts w:ascii="Raleway" w:hAnsi="Raleway"/>
-        </w:rPr>
-      </w:pPr>
-      <w:r>
-        <w:rPr>
-          <w:rFonts w:ascii="Raleway" w:hAnsi="Raleway"/>
-          <w:color w:val="002060"/>
-        </w:rPr>
-        <w:t>{{COMPANY_6_BULLET_2}}</w:t>
-      </w:r>
-    </w:p>
-    <w:p>
-      <w:pPr>
-        <w:pStyle w:val="ListParagraph"/>
-        <w:numPr>
-          <w:ilvl w:val="0"/>
-          <w:numId w:val="9"/>
-        </w:numPr>
-        <w:spacing w:after="40"/>
-        <w:rPr>
-          <w:rFonts w:ascii="Raleway" w:hAnsi="Raleway"/>
-        </w:rPr>
-      </w:pPr>
-      <w:r>
-        <w:rPr>
-          <w:rFonts w:ascii="Raleway" w:hAnsi="Raleway"/>
-          <w:color w:val="002060"/>
-        </w:rPr>
-        <w:t>{{COMPANY_6_BULLET_3}}</w:t>
-      </w:r>
-    </w:p>
-    <w:p>
-      <w:pPr>
-        <w:spacing w:after="120"/>
-        <w:rPr>
-          <w:rFonts w:ascii="Raleway" w:hAnsi="Raleway"/>
-        </w:rPr>
-      </w:pPr>
-    </w:p>
-    <w:tbl>
-      <w:tblPr>
-        <w:tblStyle w:val="TableGrid"/>
-        <w:tblW w:w="0" w:type="auto"/>
-        <w:tblBorders>
-          <w:top w:val="none" w:sz="0" w:space="0" w:color="auto"/>
-          <w:left w:val="none" w:sz="0" w:space="0" w:color="auto"/>
-          <w:right w:val="none" w:sz="0" w:space="0" w:color="auto"/>
-          <w:insideH w:val="none" w:sz="0" w:space="0" w:color="auto"/>
-          <w:insideV w:val="none" w:sz="0" w:space="0" w:color="auto"/>
-        </w:tblBorders>
-        <w:tblLook w:val="04A0" w:firstRow="1" w:lastRow="0" w:firstColumn="1" w:lastColumn="0" w:noHBand="0" w:noVBand="1"/>
-      </w:tblPr>
-      <w:tblGrid>
-        <w:gridCol w:w="3389"/>
-        <w:gridCol w:w="3035"/>
-        <w:gridCol w:w="2602"/>
-      </w:tblGrid>
-      <w:tr>
-        <w:tc>
-          <w:tcPr>
-            <w:tcW w:w="3500" w:type="dxa"/>
-            <w:tcBorders>
-              <w:bottom w:val="single" w:sz="4" w:space="0" w:color="C8C8DC"/>
-            </w:tcBorders>
-          </w:tcPr>
-          <w:p>
-            <w:pPr>
-              <w:spacing w:after="60"/>
-              <w:rPr>
-                <w:rFonts w:ascii="Raleway" w:hAnsi="Raleway"/>
-              </w:rPr>
-            </w:pPr>
-            <w:r>
-              <w:rPr>
-                <w:rFonts w:ascii="Raleway" w:hAnsi="Raleway"/>
-                <w:color w:val="2C2E82" w:themeColor="accent1"/>
-              </w:rPr>
-              <w:t>{{COMPANY_7_NAME}}, {{COMPANY_7_LOCATION}}</w:t>
-            </w:r>
-          </w:p>
-        </w:tc>
-        <w:tc>
-          <w:tcPr>
-            <w:tcW w:w="3000" w:type="dxa"/>
-            <w:tcBorders>
-              <w:bottom w:val="single" w:sz="4" w:space="0" w:color="C8C8DC"/>
-            </w:tcBorders>
-          </w:tcPr>
-          <w:p>
-            <w:pPr>
-              <w:spacing w:after="60"/>
-              <w:rPr>
-                <w:rFonts w:ascii="Raleway" w:hAnsi="Raleway"/>
-              </w:rPr>
-            </w:pPr>
-            <w:r>
-              <w:rPr>
-                <w:rFonts w:ascii="Raleway" w:hAnsi="Raleway"/>
-                <w:color w:val="2C2E82" w:themeColor="accent1"/>
-              </w:rPr>
-              <w:t>{{COMPANY_7_ROLE}}, {{COMPANY_7_FUNCTION}}</w:t>
-            </w:r>
-          </w:p>
-        </w:tc>
-        <w:tc>
-          <w:tcPr>
-            <w:tcW w:w="2526" w:type="dxa"/>
-            <w:tcBorders>
-              <w:bottom w:val="single" w:sz="4" w:space="0" w:color="C8C8DC"/>
-            </w:tcBorders>
-          </w:tcPr>
-          <w:p>
-            <w:pPr>
-              <w:spacing w:after="60"/>
-              <w:rPr>
-                <w:rFonts w:ascii="Raleway" w:hAnsi="Raleway"/>
-              </w:rPr>
-            </w:pPr>
-            <w:r>
-              <w:rPr>
-                <w:rFonts w:ascii="Raleway" w:hAnsi="Raleway"/>
-                <w:color w:val="2C2E82" w:themeColor="accent1"/>
-              </w:rPr>
-              <w:t>{{COMPANY_7_DATES}}</w:t>
-            </w:r>
-          </w:p>
-        </w:tc>
-      </w:tr>
-    </w:tbl>
-    <w:p>
-      <w:pPr>
-        <w:spacing w:after="60"/>
-        <w:rPr>
-          <w:rFonts w:ascii="Raleway" w:hAnsi="Raleway"/>
-        </w:rPr>
-      </w:pPr>
-    </w:p>
-    <w:p>
-      <w:pPr>
-        <w:pStyle w:val="ListParagraph"/>
-        <w:numPr>
-          <w:ilvl w:val="0"/>
-          <w:numId w:val="9"/>
-        </w:numPr>
-        <w:spacing w:after="40"/>
-        <w:rPr>
-          <w:rFonts w:ascii="Raleway" w:hAnsi="Raleway"/>
-        </w:rPr>
-      </w:pPr>
-      <w:r>
-        <w:rPr>
-          <w:rFonts w:ascii="Raleway" w:hAnsi="Raleway"/>
-          <w:color w:val="002060"/>
-        </w:rPr>
-        <w:t>{{COMPANY_7_BULLET_1}}</w:t>
-      </w:r>
-    </w:p>
-    <w:p>
-      <w:pPr>
-        <w:pStyle w:val="ListParagraph"/>
-        <w:numPr>
-          <w:ilvl w:val="0"/>
-          <w:numId w:val="9"/>
-        </w:numPr>
-        <w:spacing w:after="40"/>
-        <w:rPr>
-          <w:rFonts w:ascii="Raleway" w:hAnsi="Raleway"/>
-        </w:rPr>
-      </w:pPr>
-      <w:r>
-        <w:rPr>
-          <w:rFonts w:ascii="Raleway" w:hAnsi="Raleway"/>
-          <w:color w:val="002060"/>
-        </w:rPr>
-        <w:t>{{COMPANY_7_BULLET_2}}</w:t>
-      </w:r>
-    </w:p>
-    <w:p>
-      <w:pPr>
-        <w:pStyle w:val="ListParagraph"/>
-        <w:numPr>
-          <w:ilvl w:val="0"/>
-          <w:numId w:val="9"/>
-        </w:numPr>
-        <w:spacing w:after="40"/>
-        <w:rPr>
-          <w:rFonts w:ascii="Raleway" w:hAnsi="Raleway"/>
-        </w:rPr>
-      </w:pPr>
-      <w:r>
-        <w:rPr>
-          <w:rFonts w:ascii="Raleway" w:hAnsi="Raleway"/>
-          <w:color w:val="002060"/>
-        </w:rPr>
-        <w:t>{{COMPANY_7_BULLET_3}}</w:t>
-      </w:r>
-    </w:p>
-    <w:p>
-      <w:pPr>
-        <w:spacing w:after="120"/>
-        <w:rPr>
-          <w:rFonts w:ascii="Raleway" w:hAnsi="Raleway"/>
-        </w:rPr>
-      </w:pPr>
-    </w:p>
-    <w:tbl>
-      <w:tblPr>
-        <w:tblStyle w:val="TableGrid"/>
-        <w:tblW w:w="0" w:type="auto"/>
-        <w:tblBorders>
-          <w:top w:val="none" w:sz="0" w:space="0" w:color="auto"/>
-          <w:left w:val="none" w:sz="0" w:space="0" w:color="auto"/>
-          <w:right w:val="none" w:sz="0" w:space="0" w:color="auto"/>
-          <w:insideH w:val="none" w:sz="0" w:space="0" w:color="auto"/>
-          <w:insideV w:val="none" w:sz="0" w:space="0" w:color="auto"/>
-        </w:tblBorders>
-        <w:tblLook w:val="04A0" w:firstRow="1" w:lastRow="0" w:firstColumn="1" w:lastColumn="0" w:noHBand="0" w:noVBand="1"/>
-      </w:tblPr>
-      <w:tblGrid>
-        <w:gridCol w:w="3363"/>
-        <w:gridCol w:w="3048"/>
-        <w:gridCol w:w="2615"/>
-      </w:tblGrid>
-      <w:tr>
-        <w:tc>
-          <w:tcPr>
-            <w:tcW w:w="3500" w:type="dxa"/>
-            <w:tcBorders>
-              <w:bottom w:val="single" w:sz="4" w:space="0" w:color="C8C8DC"/>
-            </w:tcBorders>
-          </w:tcPr>
-          <w:p>
-            <w:pPr>
-              <w:spacing w:after="60"/>
-              <w:rPr>
-                <w:rFonts w:ascii="Raleway" w:hAnsi="Raleway"/>
-              </w:rPr>
-            </w:pPr>
-            <w:r>
-              <w:rPr>
-                <w:rFonts w:ascii="Raleway" w:hAnsi="Raleway"/>
-                <w:color w:val="2C2E82" w:themeColor="accent1"/>
-              </w:rPr>
-              <w:t>{{COMPANY_8_NAME}}, {{COMPANY_8_LOCATION}}</w:t>
-            </w:r>
-          </w:p>
-        </w:tc>
-        <w:tc>
-          <w:tcPr>
-            <w:tcW w:w="3000" w:type="dxa"/>
-            <w:tcBorders>
-              <w:bottom w:val="single" w:sz="4" w:space="0" w:color="C8C8DC"/>
-            </w:tcBorders>
-          </w:tcPr>
-          <w:p>
-            <w:pPr>
-              <w:spacing w:after="60"/>
-              <w:rPr>
-                <w:rFonts w:ascii="Raleway" w:hAnsi="Raleway"/>
-              </w:rPr>
-            </w:pPr>
-            <w:r>
-              <w:rPr>
-                <w:rFonts w:ascii="Raleway" w:hAnsi="Raleway"/>
-                <w:color w:val="2C2E82" w:themeColor="accent1"/>
-              </w:rPr>
-              <w:t>{{COMPANY_8_ROLE}}, {{COMPANY_8_FUNCTION}}</w:t>
-            </w:r>
-          </w:p>
-        </w:tc>
-        <w:tc>
-          <w:tcPr>
-            <w:tcW w:w="2526" w:type="dxa"/>
-            <w:tcBorders>
-              <w:bottom w:val="single" w:sz="4" w:space="0" w:color="C8C8DC"/>
-            </w:tcBorders>
-          </w:tcPr>
-          <w:p>
-            <w:pPr>
-              <w:spacing w:after="60"/>
-              <w:rPr>
-                <w:rFonts w:ascii="Raleway" w:hAnsi="Raleway"/>
-              </w:rPr>
-            </w:pPr>
-            <w:r>
-              <w:rPr>
-                <w:rFonts w:ascii="Raleway" w:hAnsi="Raleway"/>
-                <w:color w:val="2C2E82" w:themeColor="accent1"/>
-              </w:rPr>
-              <w:t>{{COMPANY_8_DATES}}</w:t>
-            </w:r>
-          </w:p>
-        </w:tc>
-      </w:tr>
-    </w:tbl>
-    <w:p>
-      <w:pPr>
-        <w:spacing w:after="60"/>
-        <w:rPr>
-          <w:rFonts w:ascii="Raleway" w:hAnsi="Raleway"/>
-        </w:rPr>
-      </w:pPr>
-    </w:p>
-    <w:p>
-      <w:pPr>
-        <w:pStyle w:val="ListParagraph"/>
-        <w:numPr>
-          <w:ilvl w:val="0"/>
-          <w:numId w:val="9"/>
-        </w:numPr>
-        <w:spacing w:after="40"/>
-        <w:rPr>
-          <w:rFonts w:ascii="Raleway" w:hAnsi="Raleway"/>
-        </w:rPr>
-      </w:pPr>
-      <w:r>
-        <w:rPr>
-          <w:rFonts w:ascii="Raleway" w:hAnsi="Raleway"/>
-          <w:color w:val="002060"/>
-        </w:rPr>
-        <w:t>{{COMPANY_8_BULLET_1}}</w:t>
-      </w:r>
-    </w:p>
-    <w:p>
-      <w:pPr>
-        <w:pStyle w:val="ListParagraph"/>
-        <w:numPr>
-          <w:ilvl w:val="0"/>
-          <w:numId w:val="9"/>
-        </w:numPr>
-        <w:spacing w:after="40"/>
-        <w:rPr>
-          <w:rFonts w:ascii="Raleway" w:hAnsi="Raleway"/>
-        </w:rPr>
-      </w:pPr>
-      <w:r>
-        <w:rPr>
-          <w:rFonts w:ascii="Raleway" w:hAnsi="Raleway"/>
-          <w:color w:val="002060"/>
-        </w:rPr>
-        <w:t>{{COMPANY_8_BULLET_2}}</w:t>
-      </w:r>
-    </w:p>
-    <w:p>
-      <w:pPr>
-        <w:pStyle w:val="ListParagraph"/>
-        <w:numPr>
-          <w:ilvl w:val="0"/>
-          <w:numId w:val="9"/>
-        </w:numPr>
-        <w:spacing w:after="40"/>
-        <w:rPr>
-          <w:rFonts w:ascii="Raleway" w:hAnsi="Raleway"/>
-        </w:rPr>
-      </w:pPr>
-      <w:r>
-        <w:rPr>
-          <w:rFonts w:ascii="Raleway" w:hAnsi="Raleway"/>
-          <w:color w:val="002060"/>
-        </w:rPr>
-        <w:t>{{COMPANY_8_BULLET_3}}</w:t>
-      </w:r>
-    </w:p>
-    <w:p>
-      <w:pPr>
-        <w:spacing w:after="120"/>
-        <w:rPr>
-          <w:rFonts w:ascii="Raleway" w:hAnsi="Raleway"/>
-        </w:rPr>
-      </w:pPr>
-    </w:p>
-    <w:tbl>
-      <w:tblPr>
-        <w:tblStyle w:val="TableGrid"/>
-        <w:tblW w:w="0" w:type="auto"/>
-        <w:tblBorders>
-          <w:top w:val="none" w:sz="0" w:space="0" w:color="auto"/>
-          <w:left w:val="none" w:sz="0" w:space="0" w:color="auto"/>
-          <w:right w:val="none" w:sz="0" w:space="0" w:color="auto"/>
-          <w:insideH w:val="none" w:sz="0" w:space="0" w:color="auto"/>
-          <w:insideV w:val="none" w:sz="0" w:space="0" w:color="auto"/>
-        </w:tblBorders>
-        <w:tblLook w:val="04A0" w:firstRow="1" w:lastRow="0" w:firstColumn="1" w:lastColumn="0" w:noHBand="0" w:noVBand="1"/>
-      </w:tblPr>
-      <w:tblGrid>
-        <w:gridCol w:w="3366"/>
-        <w:gridCol w:w="3046"/>
-        <w:gridCol w:w="2614"/>
-      </w:tblGrid>
-      <w:tr>
-        <w:tc>
-          <w:tcPr>
-            <w:tcW w:w="3500" w:type="dxa"/>
-            <w:tcBorders>
-              <w:bottom w:val="single" w:sz="4" w:space="0" w:color="C8C8DC"/>
-            </w:tcBorders>
-          </w:tcPr>
-          <w:p>
-            <w:pPr>
-              <w:spacing w:after="60"/>
-              <w:rPr>
-                <w:rFonts w:ascii="Raleway" w:hAnsi="Raleway"/>
-              </w:rPr>
-            </w:pPr>
-            <w:r>
-              <w:rPr>
-                <w:rFonts w:ascii="Raleway" w:hAnsi="Raleway"/>
-                <w:color w:val="2C2E82" w:themeColor="accent1"/>
-              </w:rPr>
-              <w:lastRenderedPageBreak/>
-              <w:t>{{COMPANY_9_NAME}}, {{COMPANY_9_LOCATION}}</w:t>
-            </w:r>
-          </w:p>
-        </w:tc>
-        <w:tc>
-          <w:tcPr>
-            <w:tcW w:w="3000" w:type="dxa"/>
-            <w:tcBorders>
-              <w:bottom w:val="single" w:sz="4" w:space="0" w:color="C8C8DC"/>
-            </w:tcBorders>
-          </w:tcPr>
-          <w:p>
-            <w:pPr>
-              <w:spacing w:after="60"/>
-              <w:rPr>
-                <w:rFonts w:ascii="Raleway" w:hAnsi="Raleway"/>
-              </w:rPr>
-            </w:pPr>
-            <w:r>
-              <w:rPr>
-                <w:rFonts w:ascii="Raleway" w:hAnsi="Raleway"/>
-                <w:color w:val="2C2E82" w:themeColor="accent1"/>
-              </w:rPr>
-              <w:t>{{COMPANY_9_ROLE}}, {{COMPANY_9_FUNCTION}}</w:t>
-            </w:r>
-          </w:p>
-        </w:tc>
-        <w:tc>
-          <w:tcPr>
-            <w:tcW w:w="2526" w:type="dxa"/>
-            <w:tcBorders>
-              <w:bottom w:val="single" w:sz="4" w:space="0" w:color="C8C8DC"/>
-            </w:tcBorders>
-          </w:tcPr>
-          <w:p>
-            <w:pPr>
-              <w:spacing w:after="60"/>
-              <w:rPr>
-                <w:rFonts w:ascii="Raleway" w:hAnsi="Raleway"/>
-              </w:rPr>
-            </w:pPr>
-            <w:r>
-              <w:rPr>
-                <w:rFonts w:ascii="Raleway" w:hAnsi="Raleway"/>
-                <w:color w:val="2C2E82" w:themeColor="accent1"/>
-              </w:rPr>
-              <w:t>{{COMPANY_9_DATES}}</w:t>
-            </w:r>
-          </w:p>
-        </w:tc>
-      </w:tr>
-    </w:tbl>
-    <w:p>
-      <w:pPr>
-        <w:spacing w:after="60"/>
-        <w:rPr>
-          <w:rFonts w:ascii="Raleway" w:hAnsi="Raleway"/>
-        </w:rPr>
-      </w:pPr>
-    </w:p>
-    <w:p>
-      <w:pPr>
-        <w:pStyle w:val="ListParagraph"/>
-        <w:numPr>
-          <w:ilvl w:val="0"/>
-          <w:numId w:val="9"/>
-        </w:numPr>
-        <w:spacing w:after="40"/>
-        <w:rPr>
-          <w:rFonts w:ascii="Raleway" w:hAnsi="Raleway"/>
-        </w:rPr>
-      </w:pPr>
-      <w:r>
-        <w:rPr>
-          <w:rFonts w:ascii="Raleway" w:hAnsi="Raleway"/>
-          <w:color w:val="002060"/>
-        </w:rPr>
-        <w:t>{{COMPANY_9_BULLET_1}}</w:t>
-      </w:r>
-    </w:p>
-    <w:p>
-      <w:pPr>
-        <w:pStyle w:val="ListParagraph"/>
-        <w:numPr>
-          <w:ilvl w:val="0"/>
-          <w:numId w:val="9"/>
-        </w:numPr>
-        <w:spacing w:after="40"/>
-        <w:rPr>
-          <w:rFonts w:ascii="Raleway" w:hAnsi="Raleway"/>
-        </w:rPr>
-      </w:pPr>
-      <w:r>
-        <w:rPr>
-          <w:rFonts w:ascii="Raleway" w:hAnsi="Raleway"/>
-          <w:color w:val="002060"/>
-        </w:rPr>
-        <w:t>{{COMPANY_9_BULLET_2}}</w:t>
-      </w:r>
-    </w:p>
-    <w:p>
-      <w:pPr>
-        <w:pStyle w:val="ListParagraph"/>
-        <w:numPr>
-          <w:ilvl w:val="0"/>
-          <w:numId w:val="9"/>
-        </w:numPr>
-        <w:spacing w:after="40"/>
-        <w:rPr>
-          <w:rFonts w:ascii="Raleway" w:hAnsi="Raleway"/>
-        </w:rPr>
-      </w:pPr>
-      <w:r>
-        <w:rPr>
-          <w:rFonts w:ascii="Raleway" w:hAnsi="Raleway"/>
-          <w:color w:val="002060"/>
-        </w:rPr>
-        <w:t>{{COMPANY_9_BULLET_3}}</w:t>
-      </w:r>
-    </w:p>
-    <w:p>
-      <w:pPr>
-        <w:spacing w:after="120"/>
-        <w:rPr>
-          <w:rFonts w:ascii="Raleway" w:hAnsi="Raleway"/>
-        </w:rPr>
-      </w:pPr>
-    </w:p>
-    <w:tbl>
-      <w:tblPr>
-        <w:tblStyle w:val="TableGrid"/>
-        <w:tblW w:w="0" w:type="auto"/>
-        <w:tblBorders>
-          <w:top w:val="none" w:sz="0" w:space="0" w:color="auto"/>
-          <w:left w:val="none" w:sz="0" w:space="0" w:color="auto"/>
-          <w:right w:val="none" w:sz="0" w:space="0" w:color="auto"/>
-          <w:insideH w:val="none" w:sz="0" w:space="0" w:color="auto"/>
-          <w:insideV w:val="none" w:sz="0" w:space="0" w:color="auto"/>
-        </w:tblBorders>
-        <w:tblLook w:val="04A0" w:firstRow="1" w:lastRow="0" w:firstColumn="1" w:lastColumn="0" w:noHBand="0" w:noVBand="1"/>
-      </w:tblPr>
-      <w:tblGrid>
-        <w:gridCol w:w="3167"/>
-        <w:gridCol w:w="3146"/>
-        <w:gridCol w:w="2713"/>
-      </w:tblGrid>
-      <w:tr>
-        <w:tc>
-          <w:tcPr>
-            <w:tcW w:w="3500" w:type="dxa"/>
-            <w:tcBorders>
-              <w:bottom w:val="single" w:sz="4" w:space="0" w:color="C8C8DC"/>
-            </w:tcBorders>
-          </w:tcPr>
-          <w:p>
-            <w:pPr>
-              <w:spacing w:after="60"/>
-              <w:rPr>
-                <w:rFonts w:ascii="Raleway" w:hAnsi="Raleway"/>
-              </w:rPr>
-            </w:pPr>
-            <w:r>
-              <w:rPr>
-                <w:rFonts w:ascii="Raleway" w:hAnsi="Raleway"/>
-                <w:color w:val="2C2E82" w:themeColor="accent1"/>
-              </w:rPr>
-              <w:t>{{COMPANY_10_NAME}}, {{COMPANY_10_LOCATION}}</w:t>
-            </w:r>
-          </w:p>
-        </w:tc>
-        <w:tc>
-          <w:tcPr>
-            <w:tcW w:w="3000" w:type="dxa"/>
-            <w:tcBorders>
-              <w:bottom w:val="single" w:sz="4" w:space="0" w:color="C8C8DC"/>
-            </w:tcBorders>
-          </w:tcPr>
-          <w:p>
-            <w:pPr>
-              <w:spacing w:after="60"/>
-              <w:rPr>
-                <w:rFonts w:ascii="Raleway" w:hAnsi="Raleway"/>
-              </w:rPr>
-            </w:pPr>
-            <w:r>
-              <w:rPr>
-                <w:rFonts w:ascii="Raleway" w:hAnsi="Raleway"/>
-                <w:color w:val="2C2E82" w:themeColor="accent1"/>
-              </w:rPr>
-              <w:t>{{COMPANY_10_ROLE}}, {{COMPANY_10_FUNCTION}}</w:t>
-            </w:r>
-          </w:p>
-        </w:tc>
-        <w:tc>
-          <w:tcPr>
-            <w:tcW w:w="2526" w:type="dxa"/>
-            <w:tcBorders>
-              <w:bottom w:val="single" w:sz="4" w:space="0" w:color="C8C8DC"/>
-            </w:tcBorders>
-          </w:tcPr>
-          <w:p>
-            <w:pPr>
-              <w:spacing w:after="60"/>
-              <w:rPr>
-                <w:rFonts w:ascii="Raleway" w:hAnsi="Raleway"/>
-              </w:rPr>
-            </w:pPr>
-            <w:r>
-              <w:rPr>
-                <w:rFonts w:ascii="Raleway" w:hAnsi="Raleway"/>
-                <w:color w:val="2C2E82" w:themeColor="accent1"/>
-              </w:rPr>
-              <w:t>{{COMPANY_10_DATES}}</w:t>
-            </w:r>
-          </w:p>
-        </w:tc>
-      </w:tr>
-    </w:tbl>
-    <w:p>
-      <w:pPr>
-        <w:spacing w:after="60"/>
-        <w:rPr>
-          <w:rFonts w:ascii="Raleway" w:hAnsi="Raleway"/>
-        </w:rPr>
-      </w:pPr>
-    </w:p>
-    <w:p>
-      <w:pPr>
-        <w:pStyle w:val="ListParagraph"/>
-        <w:numPr>
-          <w:ilvl w:val="0"/>
-          <w:numId w:val="9"/>
-        </w:numPr>
-        <w:spacing w:after="40"/>
-        <w:rPr>
-          <w:rFonts w:ascii="Raleway" w:hAnsi="Raleway"/>
-        </w:rPr>
-      </w:pPr>
-      <w:r>
-        <w:rPr>
-          <w:rFonts w:ascii="Raleway" w:hAnsi="Raleway"/>
-          <w:color w:val="002060"/>
-        </w:rPr>
-        <w:t>{{COMPANY_10_BULLET_1}}</w:t>
-      </w:r>
-    </w:p>
-    <w:p>
-      <w:pPr>
-        <w:pStyle w:val="ListParagraph"/>
-        <w:numPr>
-          <w:ilvl w:val="0"/>
-          <w:numId w:val="9"/>
-        </w:numPr>
-        <w:spacing w:after="40"/>
-        <w:rPr>
-          <w:rFonts w:ascii="Raleway" w:hAnsi="Raleway"/>
-        </w:rPr>
-      </w:pPr>
-      <w:r>
-        <w:rPr>
-          <w:rFonts w:ascii="Raleway" w:hAnsi="Raleway"/>
-          <w:color w:val="002060"/>
-        </w:rPr>
-        <w:t>{{COMPANY_10_BULLET_2}}</w:t>
-      </w:r>
-    </w:p>
-    <w:p>
-      <w:pPr>
-        <w:pStyle w:val="ListParagraph"/>
-        <w:numPr>
-          <w:ilvl w:val="0"/>
-          <w:numId w:val="9"/>
-        </w:numPr>
-        <w:spacing w:after="40"/>
-        <w:rPr>
-          <w:rFonts w:ascii="Raleway" w:hAnsi="Raleway"/>
-        </w:rPr>
-      </w:pPr>
-      <w:r>
-        <w:rPr>
-          <w:rFonts w:ascii="Raleway" w:hAnsi="Raleway"/>
-          <w:color w:val="002060"/>
-        </w:rPr>
-        <w:t>{{COMPANY_10_BULLET_3}}</w:t>
-      </w:r>
-    </w:p>
-    <w:p>
-      <w:pPr>
-        <w:spacing w:after="120"/>
-        <w:rPr>
-          <w:rFonts w:ascii="Raleway" w:hAnsi="Raleway"/>
-        </w:rPr>
       </w:pPr>
     </w:p>
     <w:p>
@@ -2866,6 +1703,7 @@
                   <w14:uncheckedState w14:val="2610" w14:font="Segoe UI Symbol"/>
                 </w14:checkbox>
               </w:sdtPr>
+              <w:sdtEndPr/>
               <w:sdtContent>
                 <w:r>
                   <w:rPr>
@@ -2910,6 +1748,7 @@
                   <w14:uncheckedState w14:val="2610" w14:font="Segoe UI Symbol"/>
                 </w14:checkbox>
               </w:sdtPr>
+              <w:sdtEndPr/>
               <w:sdtContent>
                 <w:r>
                   <w:rPr>
@@ -2954,6 +1793,7 @@
                   <w14:uncheckedState w14:val="2610" w14:font="Segoe UI Symbol"/>
                 </w14:checkbox>
               </w:sdtPr>
+              <w:sdtEndPr/>
               <w:sdtContent>
                 <w:r>
                   <w:rPr>
@@ -2998,6 +1838,7 @@
                   <w14:uncheckedState w14:val="2610" w14:font="Segoe UI Symbol"/>
                 </w14:checkbox>
               </w:sdtPr>
+              <w:sdtEndPr/>
               <w:sdtContent>
                 <w:r>
                   <w:rPr>
@@ -3042,6 +1883,7 @@
                   <w14:uncheckedState w14:val="2610" w14:font="Segoe UI Symbol"/>
                 </w14:checkbox>
               </w:sdtPr>
+              <w:sdtEndPr/>
               <w:sdtContent>
                 <w:r>
                   <w:rPr>
@@ -3115,6 +1957,7 @@
                   <w14:uncheckedState w14:val="2610" w14:font="Segoe UI Symbol"/>
                 </w14:checkbox>
               </w:sdtPr>
+              <w:sdtEndPr/>
               <w:sdtContent>
                 <w:r>
                   <w:rPr>
@@ -3159,6 +2002,7 @@
                   <w14:uncheckedState w14:val="2610" w14:font="Segoe UI Symbol"/>
                 </w14:checkbox>
               </w:sdtPr>
+              <w:sdtEndPr/>
               <w:sdtContent>
                 <w:r>
                   <w:rPr>
@@ -3203,6 +2047,7 @@
                   <w14:uncheckedState w14:val="2610" w14:font="Segoe UI Symbol"/>
                 </w14:checkbox>
               </w:sdtPr>
+              <w:sdtEndPr/>
               <w:sdtContent>
                 <w:r>
                   <w:rPr>
@@ -3247,6 +2092,7 @@
                   <w14:uncheckedState w14:val="2610" w14:font="Segoe UI Symbol"/>
                 </w14:checkbox>
               </w:sdtPr>
+              <w:sdtEndPr/>
               <w:sdtContent>
                 <w:r>
                   <w:rPr>
@@ -3291,6 +2137,7 @@
                   <w14:uncheckedState w14:val="2610" w14:font="Segoe UI Symbol"/>
                 </w14:checkbox>
               </w:sdtPr>
+              <w:sdtEndPr/>
               <w:sdtContent>
                 <w:r>
                   <w:rPr>
@@ -3364,6 +2211,7 @@
                   <w14:uncheckedState w14:val="2610" w14:font="Segoe UI Symbol"/>
                 </w14:checkbox>
               </w:sdtPr>
+              <w:sdtEndPr/>
               <w:sdtContent>
                 <w:r>
                   <w:rPr>
@@ -3408,6 +2256,7 @@
                   <w14:uncheckedState w14:val="2610" w14:font="Segoe UI Symbol"/>
                 </w14:checkbox>
               </w:sdtPr>
+              <w:sdtEndPr/>
               <w:sdtContent>
                 <w:r>
                   <w:rPr>
@@ -3452,6 +2301,7 @@
                   <w14:uncheckedState w14:val="2610" w14:font="Segoe UI Symbol"/>
                 </w14:checkbox>
               </w:sdtPr>
+              <w:sdtEndPr/>
               <w:sdtContent>
                 <w:r>
                   <w:rPr>
@@ -3496,6 +2346,7 @@
                   <w14:uncheckedState w14:val="2610" w14:font="Segoe UI Symbol"/>
                 </w14:checkbox>
               </w:sdtPr>
+              <w:sdtEndPr/>
               <w:sdtContent>
                 <w:r>
                   <w:rPr>
@@ -3540,6 +2391,7 @@
                   <w14:uncheckedState w14:val="2610" w14:font="Segoe UI Symbol"/>
                 </w14:checkbox>
               </w:sdtPr>
+              <w:sdtEndPr/>
               <w:sdtContent>
                 <w:r>
                   <w:rPr>
@@ -3613,6 +2465,7 @@
                   <w14:uncheckedState w14:val="2610" w14:font="Segoe UI Symbol"/>
                 </w14:checkbox>
               </w:sdtPr>
+              <w:sdtEndPr/>
               <w:sdtContent>
                 <w:r>
                   <w:rPr>
@@ -3657,6 +2510,7 @@
                   <w14:uncheckedState w14:val="2610" w14:font="Segoe UI Symbol"/>
                 </w14:checkbox>
               </w:sdtPr>
+              <w:sdtEndPr/>
               <w:sdtContent>
                 <w:r>
                   <w:rPr>
@@ -3701,6 +2555,7 @@
                   <w14:uncheckedState w14:val="2610" w14:font="Segoe UI Symbol"/>
                 </w14:checkbox>
               </w:sdtPr>
+              <w:sdtEndPr/>
               <w:sdtContent>
                 <w:r>
                   <w:rPr>
@@ -3745,6 +2600,7 @@
                   <w14:uncheckedState w14:val="2610" w14:font="Segoe UI Symbol"/>
                 </w14:checkbox>
               </w:sdtPr>
+              <w:sdtEndPr/>
               <w:sdtContent>
                 <w:r>
                   <w:rPr>
@@ -3789,6 +2645,7 @@
                   <w14:uncheckedState w14:val="2610" w14:font="Segoe UI Symbol"/>
                 </w14:checkbox>
               </w:sdtPr>
+              <w:sdtEndPr/>
               <w:sdtContent>
                 <w:r>
                   <w:rPr>
@@ -3862,6 +2719,7 @@
                   <w14:uncheckedState w14:val="2610" w14:font="Segoe UI Symbol"/>
                 </w14:checkbox>
               </w:sdtPr>
+              <w:sdtEndPr/>
               <w:sdtContent>
                 <w:r>
                   <w:rPr>
@@ -3906,6 +2764,7 @@
                   <w14:uncheckedState w14:val="2610" w14:font="Segoe UI Symbol"/>
                 </w14:checkbox>
               </w:sdtPr>
+              <w:sdtEndPr/>
               <w:sdtContent>
                 <w:r>
                   <w:rPr>
@@ -3950,6 +2809,7 @@
                   <w14:uncheckedState w14:val="2610" w14:font="Segoe UI Symbol"/>
                 </w14:checkbox>
               </w:sdtPr>
+              <w:sdtEndPr/>
               <w:sdtContent>
                 <w:r>
                   <w:rPr>
@@ -3994,6 +2854,7 @@
                   <w14:uncheckedState w14:val="2610" w14:font="Segoe UI Symbol"/>
                 </w14:checkbox>
               </w:sdtPr>
+              <w:sdtEndPr/>
               <w:sdtContent>
                 <w:r>
                   <w:rPr>
@@ -4038,6 +2899,7 @@
                   <w14:uncheckedState w14:val="2610" w14:font="Segoe UI Symbol"/>
                 </w14:checkbox>
               </w:sdtPr>
+              <w:sdtEndPr/>
               <w:sdtContent>
                 <w:r>
                   <w:rPr>
@@ -4102,7 +2964,7 @@
       <w:headerReference w:type="default" r:id="rId11"/>
       <w:footerReference w:type="default" r:id="rId12"/>
       <w:pgSz w:w="11906" w:h="16838"/>
-      <w:pgMar w:top="2410" w:right="1440" w:bottom="2269" w:left="1440" w:header="708" w:footer="0" w:gutter="0"/>
+      <w:pgMar w:top="2410" w:right="1440" w:bottom="2269" w:left="1440" w:header="708" w:footer="708" w:gutter="0"/>
       <w:cols w:space="708"/>
       <w:docGrid w:linePitch="360"/>
     </w:sectPr>
@@ -4487,7 +3349,7 @@
         <v:path o:extrusionok="f" gradientshapeok="t" o:connecttype="rect"/>
         <o:lock v:ext="edit" aspectratio="t"/>
       </v:shapetype>
-      <v:shape id="_x0000_i1025" type="#_x0000_t75" style="width:16.5pt;height:17.25pt" o:bullet="t">
+      <v:shape id="_x0000_i1025" type="#_x0000_t75" style="width:16.5pt;height:17.5pt" o:bullet="t">
         <v:imagedata r:id="rId1" o:title="Sheffield Haworth-2"/>
       </v:shape>
     </w:pict>
@@ -6518,6 +5380,30 @@
 </file>
 
 <file path=customXml/item1.xml><?xml version="1.0" encoding="utf-8"?>
+<p:properties xmlns:p="http://schemas.microsoft.com/office/2006/metadata/properties" xmlns:xsi="http://www.w3.org/2001/XMLSchema-instance" xmlns:pc="http://schemas.microsoft.com/office/infopath/2007/PartnerControls">
+  <documentManagement>
+    <lcf76f155ced4ddcb4097134ff3c332f xmlns="e2e6fd63-fb78-4283-80b6-af0c2971b6f0">
+      <Terms xmlns="http://schemas.microsoft.com/office/infopath/2007/PartnerControls"/>
+    </lcf76f155ced4ddcb4097134ff3c332f>
+    <TaxCatchAll xmlns="9e6ef756-01e8-4a5a-b54f-55becc5fec7b" xsi:nil="true"/>
+  </documentManagement>
+</p:properties>
+</file>
+
+<file path=customXml/item2.xml><?xml version="1.0" encoding="utf-8"?>
+<b:Sources xmlns:b="http://schemas.openxmlformats.org/officeDocument/2006/bibliography" xmlns="http://schemas.openxmlformats.org/officeDocument/2006/bibliography" SelectedStyle="\APASixthEditionOfficeOnline.xsl" StyleName="APA" Version="6"/>
+</file>
+
+<file path=customXml/item3.xml><?xml version="1.0" encoding="utf-8"?>
+<?mso-contentType ?>
+<FormTemplates xmlns="http://schemas.microsoft.com/sharepoint/v3/contenttype/forms">
+  <Display>DocumentLibraryForm</Display>
+  <Edit>DocumentLibraryForm</Edit>
+  <New>DocumentLibraryForm</New>
+</FormTemplates>
+</file>
+
+<file path=customXml/item4.xml><?xml version="1.0" encoding="utf-8"?>
 <ct:contentTypeSchema xmlns:ct="http://schemas.microsoft.com/office/2006/metadata/contentType" xmlns:ma="http://schemas.microsoft.com/office/2006/metadata/properties/metaAttributes" ct:_="" ma:_="" ma:contentTypeName="Document" ma:contentTypeID="0x010100401566626A9B3B43A5C7A7F0C4DDD908" ma:contentTypeVersion="14" ma:contentTypeDescription="Create a new document." ma:contentTypeScope="" ma:versionID="a84d236b5570aac52b026ba2e067424f">
   <xsd:schema xmlns:xsd="http://www.w3.org/2001/XMLSchema" xmlns:xs="http://www.w3.org/2001/XMLSchema" xmlns:p="http://schemas.microsoft.com/office/2006/metadata/properties" xmlns:ns2="e2e6fd63-fb78-4283-80b6-af0c2971b6f0" xmlns:ns3="9e6ef756-01e8-4a5a-b54f-55becc5fec7b" targetNamespace="http://schemas.microsoft.com/office/2006/metadata/properties" ma:root="true" ma:fieldsID="4b51a685c913362a95f359eb2dbb25f7" ns2:_="" ns3:_="">
     <xsd:import namespace="e2e6fd63-fb78-4283-80b6-af0c2971b6f0"/>
@@ -6746,31 +5632,34 @@
 </ct:contentTypeSchema>
 </file>
 
-<file path=customXml/item2.xml><?xml version="1.0" encoding="utf-8"?>
-<?mso-contentType ?>
-<FormTemplates xmlns="http://schemas.microsoft.com/sharepoint/v3/contenttype/forms">
-  <Display>DocumentLibraryForm</Display>
-  <Edit>DocumentLibraryForm</Edit>
-  <New>DocumentLibraryForm</New>
-</FormTemplates>
+<file path=customXml/itemProps1.xml><?xml version="1.0" encoding="utf-8"?>
+<ds:datastoreItem xmlns:ds="http://schemas.openxmlformats.org/officeDocument/2006/customXml" ds:itemID="{4DE444B9-96E8-4FE5-B9CB-90F1E3B1AE36}">
+  <ds:schemaRefs>
+    <ds:schemaRef ds:uri="http://schemas.microsoft.com/office/2006/metadata/properties"/>
+    <ds:schemaRef ds:uri="http://schemas.microsoft.com/office/infopath/2007/PartnerControls"/>
+    <ds:schemaRef ds:uri="e2e6fd63-fb78-4283-80b6-af0c2971b6f0"/>
+    <ds:schemaRef ds:uri="9e6ef756-01e8-4a5a-b54f-55becc5fec7b"/>
+  </ds:schemaRefs>
+</ds:datastoreItem>
 </file>
 
-<file path=customXml/item3.xml><?xml version="1.0" encoding="utf-8"?>
-<b:Sources xmlns:b="http://schemas.openxmlformats.org/officeDocument/2006/bibliography" xmlns="http://schemas.openxmlformats.org/officeDocument/2006/bibliography" SelectedStyle="\APASixthEditionOfficeOnline.xsl" StyleName="APA" Version="6"/>
+<file path=customXml/itemProps2.xml><?xml version="1.0" encoding="utf-8"?>
+<ds:datastoreItem xmlns:ds="http://schemas.openxmlformats.org/officeDocument/2006/customXml" ds:itemID="{131CD77B-2AA1-44B9-9DDF-E5F6D0569CCC}">
+  <ds:schemaRefs>
+    <ds:schemaRef ds:uri="http://schemas.openxmlformats.org/officeDocument/2006/bibliography"/>
+  </ds:schemaRefs>
+</ds:datastoreItem>
 </file>
 
-<file path=customXml/item4.xml><?xml version="1.0" encoding="utf-8"?>
-<p:properties xmlns:p="http://schemas.microsoft.com/office/2006/metadata/properties" xmlns:xsi="http://www.w3.org/2001/XMLSchema-instance" xmlns:pc="http://schemas.microsoft.com/office/infopath/2007/PartnerControls">
-  <documentManagement>
-    <lcf76f155ced4ddcb4097134ff3c332f xmlns="e2e6fd63-fb78-4283-80b6-af0c2971b6f0">
-      <Terms xmlns="http://schemas.microsoft.com/office/infopath/2007/PartnerControls"/>
-    </lcf76f155ced4ddcb4097134ff3c332f>
-    <TaxCatchAll xmlns="9e6ef756-01e8-4a5a-b54f-55becc5fec7b" xsi:nil="true"/>
-  </documentManagement>
-</p:properties>
+<file path=customXml/itemProps3.xml><?xml version="1.0" encoding="utf-8"?>
+<ds:datastoreItem xmlns:ds="http://schemas.openxmlformats.org/officeDocument/2006/customXml" ds:itemID="{C677762F-4306-4D99-BDCC-E627A5986BB1}">
+  <ds:schemaRefs>
+    <ds:schemaRef ds:uri="http://schemas.microsoft.com/sharepoint/v3/contenttype/forms"/>
+  </ds:schemaRefs>
+</ds:datastoreItem>
 </file>
 
-<file path=customXml/itemProps1.xml><?xml version="1.0" encoding="utf-8"?>
+<file path=customXml/itemProps4.xml><?xml version="1.0" encoding="utf-8"?>
 <ds:datastoreItem xmlns:ds="http://schemas.openxmlformats.org/officeDocument/2006/customXml" ds:itemID="{8091BE92-EFDC-4457-B334-0182E0A484DB}">
   <ds:schemaRefs>
     <ds:schemaRef ds:uri="http://schemas.microsoft.com/office/2006/metadata/contentType"/>
@@ -6787,31 +5676,4 @@
     <ds:schemaRef ds:uri="http://schemas.microsoft.com/internal/obd"/>
   </ds:schemaRefs>
 </ds:datastoreItem>
-</file>
-
-<file path=customXml/itemProps2.xml><?xml version="1.0" encoding="utf-8"?>
-<ds:datastoreItem xmlns:ds="http://schemas.openxmlformats.org/officeDocument/2006/customXml" ds:itemID="{C677762F-4306-4D99-BDCC-E627A5986BB1}">
-  <ds:schemaRefs>
-    <ds:schemaRef ds:uri="http://schemas.microsoft.com/sharepoint/v3/contenttype/forms"/>
-  </ds:schemaRefs>
-</ds:datastoreItem>
-</file>
-
-<file path=customXml/itemProps3.xml><?xml version="1.0" encoding="utf-8"?>
-<ds:datastoreItem xmlns:ds="http://schemas.openxmlformats.org/officeDocument/2006/customXml" ds:itemID="{131CD77B-2AA1-44B9-9DDF-E5F6D0569CCC}">
-  <ds:schemaRefs>
-    <ds:schemaRef ds:uri="http://schemas.openxmlformats.org/officeDocument/2006/bibliography"/>
-  </ds:schemaRefs>
-</ds:datastoreItem>
-</file>
-
-<file path=customXml/itemProps4.xml><?xml version="1.0" encoding="utf-8"?>
-<ds:datastoreItem xmlns:ds="http://schemas.openxmlformats.org/officeDocument/2006/customXml" ds:itemID="{4DE444B9-96E8-4FE5-B9CB-90F1E3B1AE36}">
-  <ds:schemaRefs>
-    <ds:schemaRef ds:uri="http://schemas.microsoft.com/office/2006/metadata/properties"/>
-    <ds:schemaRef ds:uri="http://schemas.microsoft.com/office/infopath/2007/PartnerControls"/>
-    <ds:schemaRef ds:uri="e2e6fd63-fb78-4283-80b6-af0c2971b6f0"/>
-    <ds:schemaRef ds:uri="9e6ef756-01e8-4a5a-b54f-55becc5fec7b"/>
-  </ds:schemaRefs>
-</ds:datastoreItem>
 </file>